--- a/Stjernekort/testdata/dvr/20. Bilag 09_Ændringshåndtering.docx
+++ b/Stjernekort/testdata/dvr/20. Bilag 09_Ændringshåndtering.docx
@@ -126,7 +126,7 @@
                 <v:stroke joinstyle="miter"/>
                 <v:path gradientshapeok="t" o:connecttype="rect"/>
               </v:shapetype>
-              <v:shape id="Coverpage_ImageText" o:spid="_x0000_s1026" type="#_x0000_t202" style="position:absolute;margin-left:-28.65pt;margin-top:71.25pt;width:482.15pt;height:204.75pt;z-index:251658240;visibility:visible;mso-wrap-style:square;mso-width-percent:0;mso-height-percent:0;mso-wrap-distance-left:9pt;mso-wrap-distance-top:0;mso-wrap-distance-right:9pt;mso-wrap-distance-bottom:0;mso-position-horizontal:absolute;mso-position-horizontal-relative:margin;mso-position-vertical:absolute;mso-position-vertical-relative:page;mso-width-percent:0;mso-height-percent:0;mso-width-relative:margin;mso-height-relative:margin;v-text-anchor:top" o:gfxdata="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" stroked="f" strokeweight=".5pt">
+              <v:shape id="Coverpage_ImageText" o:spid="_x0000_s1026" type="#_x0000_t202" style="position:absolute;margin-left:-28.65pt;margin-top:71.25pt;width:482.15pt;height:204.75pt;z-index:251658240;visibility:visible;mso-wrap-style:square;mso-width-percent:0;mso-height-percent:0;mso-wrap-distance-left:9pt;mso-wrap-distance-top:0;mso-wrap-distance-right:9pt;mso-wrap-distance-bottom:0;mso-position-horizontal:absolute;mso-position-horizontal-relative:margin;mso-position-vertical:absolute;mso-position-vertical-relative:page;mso-width-percent:0;mso-height-percent:0;mso-width-relative:margin;mso-height-relative:margin;v-text-anchor:top" o:gfxdata="UEsDBBQABgAIAAAAIQC2gziS/gAAAOEBAAATAAAAW0NvbnRlbnRfVHlwZXNdLnhtbJSRQU7DMBBF 90jcwfIWJU67QAgl6YK0S0CoHGBkTxKLZGx5TGhvj5O2G0SRWNoz/78nu9wcxkFMGNg6quQqL6RA 0s5Y6ir5vt9lD1JwBDIwOMJKHpHlpr69KfdHjyxSmriSfYz+USnWPY7AufNIadK6MEJMx9ApD/oD OlTrorhX2lFEilmcO2RdNtjC5xDF9pCuTyYBB5bi6bQ4syoJ3g9WQ0ymaiLzg5KdCXlKLjvcW893 SUOqXwnz5DrgnHtJTxOsQfEKIT7DmDSUCaxw7Rqn8787ZsmRM9e2VmPeBN4uqYvTtW7jvijg9N/y JsXecLq0q+WD6m8AAAD//wMAUEsDBBQABgAIAAAAIQA4/SH/1gAAAJQBAAALAAAAX3JlbHMvLnJl bHOkkMFqwzAMhu+DvYPRfXGawxijTi+j0GvpHsDYimMaW0Yy2fr2M4PBMnrbUb/Q94l/f/hMi1qR JVI2sOt6UJgd+ZiDgffL8ekFlFSbvV0oo4EbChzGx4f9GRdb25HMsYhqlCwG5lrLq9biZkxWOiqY 22YiTra2kYMu1l1tQD30/bPm3wwYN0x18gb45AdQl1tp5j/sFB2T0FQ7R0nTNEV3j6o9feQzro1i OWA14Fm+Q8a1a8+Bvu/d/dMb2JY5uiPbhG/ktn4cqGU/er3pcvwCAAD//wMAUEsDBBQABgAIAAAA IQBEhnxnbwIAAFcFAAAOAAAAZHJzL2Uyb0RvYy54bWysVEtv2zAMvg/YfxB0X50HGgxBnSJrkWFA 0RZLh54VWUqEyaJGKbGzXz9KtpOu26XDclBo8ePrI6mr67a27KAwGHAlH1+MOFNOQmXctuTfnlYf PnIWonCVsOBUyY8q8OvF+3dXjZ+rCezAVgoZOXFh3viS72L086IIcqdqES7AK0dKDViLSJ+4LSoU DXmvbTEZjWZFA1h5BKlCoNvbTskX2b/WSsYHrYOKzJaccov5xHxu0lksrsR8i8LvjOzTEP+QRS2M o6AnV7ciCrZH84er2kiEADpeSKgL0NpIlWugasajV9Wsd8KrXAuRE/yJpvD/3Mr7w9o/IovtJ2ip gYmQxod5oMtUT6uxTv+UKSM9UXg80abayCRdzsaT6WxEKkm6CUnTyWXyU5zNPYb4WUHNklBypL5k usThLsQOOkBStADWVCtjbf7A7ebGIjsI6uEq/3rvv8GsYw3lMr0cZc8Okn3n2rrkR+Vx6OOda8xS PFqVMNZ9VZqZKpeag6dBVKfwQkrlYmaJqsvohNIU6i2GPf6c1VuMuzrIIkcGF0/GtXGAufq8P+e0 q+9DyrrDU3Ne1J3E2G7avvcbqI40EgjdtgQvV4badidCfBRI60GtppWPD3RoC8Q69BJnO8Cff7tP eJpa0nLW0LqVPPzYC1Sc2S+O5jnt5iDgIGwGwe3rG6Duj+kx8TKLZIDRDqJGqJ/pJVimKKQSTlKs ksdBvInd0tNLItVymUG0gV7EO7f2MrlOdKYhfGqfBfp+UiMN+T0Miyjmrwa2wyZLB8t9BG3yNCdC OxZ7oml78z70L016Hl5+Z9T5PVz8AgAA//8DAFBLAwQUAAYACAAAACEAhPDRUd4AAAALAQAADwAA AGRycy9kb3ducmV2LnhtbEyPQU7DMBBF90jcwRokdq1NIARCnAoBPQApC5ZuPE1C43Eau21ye4YV XY7+05/3i9XkenHCMXSeNNwtFQik2tuOGg1fm/XiCUSIhqzpPaGGGQOsyuurwuTWn+kTT1VsBJdQ yI2GNsYhlzLULToTln5A4mznR2cin2Mj7WjOXO56mSj1KJ3piD+0ZsC3Fut9dXQabJYc6riv5upn vaPD/LFphu93rW9vptcXEBGn+A/Dnz6rQ8lOW38kG0SvYZFm94xy8JCkIJh4Vhmv22pI00SBLAt5 uaH8BQAA//8DAFBLAQItABQABgAIAAAAIQC2gziS/gAAAOEBAAATAAAAAAAAAAAAAAAAAAAAAABb Q29udGVudF9UeXBlc10ueG1sUEsBAi0AFAAGAAgAAAAhADj9If/WAAAAlAEAAAsAAAAAAAAAAAAA AAAALwEAAF9yZWxzLy5yZWxzUEsBAi0AFAAGAAgAAAAhAESGfGdvAgAAVwUAAA4AAAAAAAAAAAAA AAAALgIAAGRycy9lMm9Eb2MueG1sUEsBAi0AFAAGAAgAAAAhAITw0VHeAAAACwEAAA8AAAAAAAAA AAAAAAAAyQQAAGRycy9kb3ducmV2LnhtbFBLBQYAAAAABAAEAPMAAADUBQAAAAA= " stroked="f" strokeweight=".5pt">
                 <v:textbox inset="0,0,0,0">
                   <w:txbxContent>
                     <w:tbl>
@@ -282,8 +282,6 @@
                                   </w:pPr>
                                   <w:r>
                                     <w:fldChar w:fldCharType="begin"/>
-                                  </w:r>
-                                  <w:r>
                                     <w:instrText xml:space="preserve"> MACROBUTTON NoName [</w:instrText>
                                   </w:r>
                                   <w:bookmarkStart w:id="1" w:name="LAN_Text_12"/>
@@ -293,8 +291,6 @@
                                   <w:bookmarkEnd w:id="1"/>
                                   <w:r>
                                     <w:instrText>]</w:instrText>
-                                  </w:r>
-                                  <w:r>
                                     <w:fldChar w:fldCharType="end"/>
                                   </w:r>
                                 </w:p>
@@ -319,8 +315,6 @@
                                   </w:pPr>
                                   <w:r>
                                     <w:fldChar w:fldCharType="begin"/>
-                                  </w:r>
-                                  <w:r>
                                     <w:instrText xml:space="preserve"> MACROBUTTON NoName [</w:instrText>
                                   </w:r>
                                   <w:bookmarkStart w:id="3" w:name="LAN_Text_13"/>
@@ -330,8 +324,6 @@
                                   <w:bookmarkEnd w:id="3"/>
                                   <w:r>
                                     <w:instrText>]</w:instrText>
-                                  </w:r>
-                                  <w:r>
                                     <w:fldChar w:fldCharType="end"/>
                                   </w:r>
                                 </w:p>
@@ -356,8 +348,6 @@
                                   </w:pPr>
                                   <w:r>
                                     <w:fldChar w:fldCharType="begin"/>
-                                  </w:r>
-                                  <w:r>
                                     <w:instrText xml:space="preserve"> MACROBUTTON NoName [</w:instrText>
                                   </w:r>
                                   <w:bookmarkStart w:id="5" w:name="LAN_MonthYear_1"/>
@@ -367,8 +357,6 @@
                                   <w:bookmarkEnd w:id="5"/>
                                   <w:r>
                                     <w:instrText>]</w:instrText>
-                                  </w:r>
-                                  <w:r>
                                     <w:fldChar w:fldCharType="end"/>
                                   </w:r>
                                 </w:p>
@@ -383,8 +371,6 @@
                                   </w:pPr>
                                   <w:r>
                                     <w:fldChar w:fldCharType="begin"/>
-                                  </w:r>
-                                  <w:r>
                                     <w:instrText xml:space="preserve"> MACROBUTTON NoName [</w:instrText>
                                   </w:r>
                                   <w:bookmarkStart w:id="6" w:name="LAN_Optional"/>
@@ -415,8 +401,6 @@
                                   <w:bookmarkEnd w:id="7"/>
                                   <w:r>
                                     <w:instrText>]</w:instrText>
-                                  </w:r>
-                                  <w:r>
                                     <w:fldChar w:fldCharType="end"/>
                                   </w:r>
                                 </w:p>
@@ -426,8 +410,6 @@
                                   </w:pPr>
                                   <w:r>
                                     <w:fldChar w:fldCharType="begin"/>
-                                  </w:r>
-                                  <w:r>
                                     <w:instrText xml:space="preserve"> MACROBUTTON NoName [</w:instrText>
                                   </w:r>
                                   <w:bookmarkStart w:id="8" w:name="LAN_Text_14"/>
@@ -456,8 +438,6 @@
                                   <w:bookmarkEnd w:id="9"/>
                                   <w:r>
                                     <w:instrText>]</w:instrText>
-                                  </w:r>
-                                  <w:r>
                                     <w:fldChar w:fldCharType="end"/>
                                   </w:r>
                                 </w:p>
@@ -472,8 +452,6 @@
                                   </w:pPr>
                                   <w:r>
                                     <w:fldChar w:fldCharType="begin"/>
-                                  </w:r>
-                                  <w:r>
                                     <w:instrText xml:space="preserve"> MACROBUTTON NoName [</w:instrText>
                                   </w:r>
                                   <w:bookmarkStart w:id="10" w:name="LAN_Optional_1"/>
@@ -502,8 +480,6 @@
                                   <w:bookmarkEnd w:id="11"/>
                                   <w:r>
                                     <w:instrText>]</w:instrText>
-                                  </w:r>
-                                  <w:r>
                                     <w:fldChar w:fldCharType="end"/>
                                   </w:r>
                                 </w:p>
@@ -513,8 +489,6 @@
                                   </w:pPr>
                                   <w:r>
                                     <w:fldChar w:fldCharType="begin"/>
-                                  </w:r>
-                                  <w:r>
                                     <w:instrText xml:space="preserve"> MACROBUTTON NoName [</w:instrText>
                                   </w:r>
                                   <w:bookmarkStart w:id="12" w:name="LAN_Text_15"/>
@@ -543,8 +517,6 @@
                                   <w:bookmarkEnd w:id="13"/>
                                   <w:r>
                                     <w:instrText>]</w:instrText>
-                                  </w:r>
-                                  <w:r>
                                     <w:fldChar w:fldCharType="end"/>
                                   </w:r>
                                 </w:p>
@@ -644,7 +616,7 @@
           </mc:Choice>
           <mc:Fallback>
             <w:pict>
-              <v:shape w14:anchorId="2F98E4F3" id="Coverpage_TextOnly" o:spid="_x0000_s1027" type="#_x0000_t202" style="position:absolute;margin-left:-28.35pt;margin-top:70.9pt;width:482.15pt;height:687.7pt;z-index:251658241;visibility:hidden;mso-wrap-style:square;mso-width-percent:0;mso-height-percent:0;mso-wrap-distance-left:9pt;mso-wrap-distance-top:0;mso-wrap-distance-right:9pt;mso-wrap-distance-bottom:0;mso-position-horizontal:absolute;mso-position-horizontal-relative:margin;mso-position-vertical:absolute;mso-position-vertical-relative:page;mso-width-percent:0;mso-height-percent:0;mso-width-relative:margin;mso-height-relative:margin;v-text-anchor:top" o:gfxdata="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" stroked="f" strokeweight=".5pt">
+              <v:shape w14:anchorId="2F98E4F3" id="Coverpage_TextOnly" o:spid="_x0000_s1027" type="#_x0000_t202" style="position:absolute;margin-left:-28.35pt;margin-top:70.9pt;width:482.15pt;height:687.7pt;z-index:251658241;visibility:hidden;mso-wrap-style:square;mso-width-percent:0;mso-height-percent:0;mso-wrap-distance-left:9pt;mso-wrap-distance-top:0;mso-wrap-distance-right:9pt;mso-wrap-distance-bottom:0;mso-position-horizontal:absolute;mso-position-horizontal-relative:margin;mso-position-vertical:absolute;mso-position-vertical-relative:page;mso-width-percent:0;mso-height-percent:0;mso-width-relative:margin;mso-height-relative:margin;v-text-anchor:top" o:gfxdata="UEsDBBQABgAIAAAAIQC2gziS/gAAAOEBAAATAAAAW0NvbnRlbnRfVHlwZXNdLnhtbJSRQU7DMBBF 90jcwfIWJU67QAgl6YK0S0CoHGBkTxKLZGx5TGhvj5O2G0SRWNoz/78nu9wcxkFMGNg6quQqL6RA 0s5Y6ir5vt9lD1JwBDIwOMJKHpHlpr69KfdHjyxSmriSfYz+USnWPY7AufNIadK6MEJMx9ApD/oD OlTrorhX2lFEilmcO2RdNtjC5xDF9pCuTyYBB5bi6bQ4syoJ3g9WQ0ymaiLzg5KdCXlKLjvcW893 SUOqXwnz5DrgnHtJTxOsQfEKIT7DmDSUCaxw7Rqn8787ZsmRM9e2VmPeBN4uqYvTtW7jvijg9N/y JsXecLq0q+WD6m8AAAD//wMAUEsDBBQABgAIAAAAIQA4/SH/1gAAAJQBAAALAAAAX3JlbHMvLnJl bHOkkMFqwzAMhu+DvYPRfXGawxijTi+j0GvpHsDYimMaW0Yy2fr2M4PBMnrbUb/Q94l/f/hMi1qR JVI2sOt6UJgd+ZiDgffL8ekFlFSbvV0oo4EbChzGx4f9GRdb25HMsYhqlCwG5lrLq9biZkxWOiqY 22YiTra2kYMu1l1tQD30/bPm3wwYN0x18gb45AdQl1tp5j/sFB2T0FQ7R0nTNEV3j6o9feQzro1i OWA14Fm+Q8a1a8+Bvu/d/dMb2JY5uiPbhG/ktn4cqGU/er3pcvwCAAD//wMAUEsDBBQABgAIAAAA IQBGxbK8cgIAAF4FAAAOAAAAZHJzL2Uyb0RvYy54bWysVN9v2yAQfp+0/wHxvjpJta6K6lRZqkyT qrZqOvWZYEjQMMcOEjv763dgO+m6vXSaH/DBffeT77i6bmvL9gqDAVfy8dmIM+UkVMZtSv7tafnh krMQhauEBadKflCBX8/ev7tq/FRNYAu2UsjIiQvTxpd8G6OfFkWQW1WLcAZeOVJqwFpE2uKmqFA0 5L22xWQ0uigawMojSBUCnd50Sj7L/rVWMt5rHVRktuSUW8wr5nWd1mJ2JaYbFH5rZJ+G+IcsamEc BT26uhFRsB2aP1zVRiIE0PFMQl2A1kaqXANVMx69qma1FV7lWqg5wR/bFP6fW3m3X/kHZLH9DC1d YGpI48M00GGqp9VYpz9lykhPLTwc26bayCQdXown5xcjUknSXX46zxvyU5zMPYb4RUHNklBypHvJ 7RL72xA76ABJ0QJYUy2NtXmDm/XCItsLusNl/lKW5P03mHWsoVzOP46yZwfJvsNZl/yoTIc+3qnG LMWDVQlj3aPSzFS51Bw8EVEdwwsplYu5SxQ/oxNKU6i3GPb4U1ZvMe7qIIscGVw8GtfGAebq8/yc 0q6+DynrDk/te1F3EmO7bqnwFxRYQ3UgZiB0QxO8XBq6vVsR4oNAmhK6cZr8eE+LtkDNh17ibAv4 82/nCU/kJS1nDU1dycOPnUDFmf3qiNZpRAcBB2E9CG5XL4BIMKY3xcsskgFGO4gaoX6mB2GeopBK OEmxSh4HcRG72acHRar5PINoEL2It27lZXKdupq4+NQ+C/Q9YSNx/Q6GeRTTV7ztsMnSwXwXQZtM 6tTXrot9v2mIM3H7Bye9Ei/3GXV6Fme/AAAA//8DAFBLAwQUAAYACAAAACEA88se5uAAAAAMAQAA DwAAAGRycy9kb3ducmV2LnhtbEyPQU+DQBCF7yb+h82YeDHtArGgyNIYk3q3No3HgR2Byu4SdgvU X+940uO89+XNe8V2Mb2YaPSdswridQSCbO10ZxsFh/fd6gGED2g19s6Sggt52JbXVwXm2s32jaZ9 aASHWJ+jgjaEIZfS1y0Z9Gs3kGXv040GA59jI/WIM4ebXiZRlEqDneUPLQ700lL9tT8bBdWUHJed /v54NcvxhJeO5tPhTqnbm+X5CUSgJfzB8Fufq0PJnSp3ttqLXsFqk2aMsnEf8wYmHqMsBVGxsomz BGRZyP8jyh8AAAD//wMAUEsBAi0AFAAGAAgAAAAhALaDOJL+AAAA4QEAABMAAAAAAAAAAAAAAAAA AAAAAFtDb250ZW50X1R5cGVzXS54bWxQSwECLQAUAAYACAAAACEAOP0h/9YAAACUAQAACwAAAAAA AAAAAAAAAAAvAQAAX3JlbHMvLnJlbHNQSwECLQAUAAYACAAAACEARsWyvHICAABeBQAADgAAAAAA AAAAAAAAAAAuAgAAZHJzL2Uyb0RvYy54bWxQSwECLQAUAAYACAAAACEA88se5uAAAAAMAQAADwAA AAAAAAAAAAAAAADMBAAAZHJzL2Rvd25yZXYueG1sUEsFBgAAAAAEAAQA8wAAANkFAAAAAA== " stroked="f" strokeweight=".5pt">
                 <v:textbox inset="0,0,0,0">
                   <w:txbxContent>
                     <w:tbl>
@@ -692,8 +664,6 @@
                             </w:pPr>
                             <w:r>
                               <w:fldChar w:fldCharType="begin"/>
-                            </w:r>
-                            <w:r>
                               <w:instrText xml:space="preserve"> MACROBUTTON NoName [</w:instrText>
                             </w:r>
                             <w:bookmarkStart w:id="15" w:name="LAN_Text_12"/>
@@ -703,8 +673,6 @@
                             <w:bookmarkEnd w:id="15"/>
                             <w:r>
                               <w:instrText>]</w:instrText>
-                            </w:r>
-                            <w:r>
                               <w:fldChar w:fldCharType="end"/>
                             </w:r>
                           </w:p>
@@ -729,8 +697,6 @@
                             </w:pPr>
                             <w:r>
                               <w:fldChar w:fldCharType="begin"/>
-                            </w:r>
-                            <w:r>
                               <w:instrText xml:space="preserve"> MACROBUTTON NoName [</w:instrText>
                             </w:r>
                             <w:bookmarkStart w:id="17" w:name="LAN_Text_13"/>
@@ -740,8 +706,6 @@
                             <w:bookmarkEnd w:id="17"/>
                             <w:r>
                               <w:instrText>]</w:instrText>
-                            </w:r>
-                            <w:r>
                               <w:fldChar w:fldCharType="end"/>
                             </w:r>
                           </w:p>
@@ -766,8 +730,6 @@
                             </w:pPr>
                             <w:r>
                               <w:fldChar w:fldCharType="begin"/>
-                            </w:r>
-                            <w:r>
                               <w:instrText xml:space="preserve"> MACROBUTTON NoName [</w:instrText>
                             </w:r>
                             <w:bookmarkStart w:id="19" w:name="LAN_MonthYear_1"/>
@@ -777,8 +739,6 @@
                             <w:bookmarkEnd w:id="19"/>
                             <w:r>
                               <w:instrText>]</w:instrText>
-                            </w:r>
-                            <w:r>
                               <w:fldChar w:fldCharType="end"/>
                             </w:r>
                           </w:p>
@@ -793,8 +753,6 @@
                             </w:pPr>
                             <w:r>
                               <w:fldChar w:fldCharType="begin"/>
-                            </w:r>
-                            <w:r>
                               <w:instrText xml:space="preserve"> MACROBUTTON NoName [</w:instrText>
                             </w:r>
                             <w:bookmarkStart w:id="20" w:name="LAN_Optional"/>
@@ -825,8 +783,6 @@
                             <w:bookmarkEnd w:id="21"/>
                             <w:r>
                               <w:instrText>]</w:instrText>
-                            </w:r>
-                            <w:r>
                               <w:fldChar w:fldCharType="end"/>
                             </w:r>
                           </w:p>
@@ -836,8 +792,6 @@
                             </w:pPr>
                             <w:r>
                               <w:fldChar w:fldCharType="begin"/>
-                            </w:r>
-                            <w:r>
                               <w:instrText xml:space="preserve"> MACROBUTTON NoName [</w:instrText>
                             </w:r>
                             <w:bookmarkStart w:id="22" w:name="LAN_Text_14"/>
@@ -866,8 +820,6 @@
                             <w:bookmarkEnd w:id="23"/>
                             <w:r>
                               <w:instrText>]</w:instrText>
-                            </w:r>
-                            <w:r>
                               <w:fldChar w:fldCharType="end"/>
                             </w:r>
                           </w:p>
@@ -882,8 +834,6 @@
                             </w:pPr>
                             <w:r>
                               <w:fldChar w:fldCharType="begin"/>
-                            </w:r>
-                            <w:r>
                               <w:instrText xml:space="preserve"> MACROBUTTON NoName [</w:instrText>
                             </w:r>
                             <w:bookmarkStart w:id="24" w:name="LAN_Optional_1"/>
@@ -912,8 +862,6 @@
                             <w:bookmarkEnd w:id="25"/>
                             <w:r>
                               <w:instrText>]</w:instrText>
-                            </w:r>
-                            <w:r>
                               <w:fldChar w:fldCharType="end"/>
                             </w:r>
                           </w:p>
@@ -923,8 +871,6 @@
                             </w:pPr>
                             <w:r>
                               <w:fldChar w:fldCharType="begin"/>
-                            </w:r>
-                            <w:r>
                               <w:instrText xml:space="preserve"> MACROBUTTON NoName [</w:instrText>
                             </w:r>
                             <w:bookmarkStart w:id="26" w:name="LAN_Text_15"/>
@@ -953,8 +899,6 @@
                             <w:bookmarkEnd w:id="27"/>
                             <w:r>
                               <w:instrText>]</w:instrText>
-                            </w:r>
-                            <w:r>
                               <w:fldChar w:fldCharType="end"/>
                             </w:r>
                           </w:p>
@@ -1147,10 +1091,7 @@
                                     <w:sdtEndPr/>
                                     <w:sdtContent>
                                       <w:r>
-                                        <w:t xml:space="preserve">Bilag </w:t>
-                                      </w:r>
-                                      <w:r>
-                                        <w:t>9</w:t>
+                                        <w:t xml:space="preserve">Bilag 9</w:t>
                                       </w:r>
                                     </w:sdtContent>
                                   </w:sdt>
@@ -1160,13 +1101,7 @@
                                     <w:pStyle w:val="FrontpageHeading2"/>
                                   </w:pPr>
                                   <w:r>
-                                    <w:t>ændrings</w:t>
-                                  </w:r>
-                                  <w:r>
-                                    <w:t>-</w:t>
-                                  </w:r>
-                                  <w:r>
-                                    <w:t>håndtering</w:t>
+                                    <w:t>ændrings-håndtering</w:t>
                                   </w:r>
                                 </w:p>
                               </w:tc>
@@ -1278,7 +1213,7 @@
           </mc:Choice>
           <mc:Fallback>
             <w:pict>
-              <v:shape w14:anchorId="23B3B382" id="Coverpage_Image" o:spid="_x0000_s1028" type="#_x0000_t202" style="position:absolute;margin-left:-28.65pt;margin-top:0;width:493.5pt;height:464.6pt;z-index:251658242;visibility:visible;mso-wrap-style:square;mso-width-percent:0;mso-height-percent:0;mso-wrap-distance-left:9pt;mso-wrap-distance-top:0;mso-wrap-distance-right:9pt;mso-wrap-distance-bottom:0;mso-position-horizontal:absolute;mso-position-horizontal-relative:margin;mso-position-vertical:bottom;mso-position-vertical-relative:margin;mso-width-percent:0;mso-height-percent:0;mso-width-relative:margin;mso-height-relative:margin;v-text-anchor:top" o:gfxdata="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" stroked="f" strokeweight=".5pt">
+              <v:shape w14:anchorId="23B3B382" id="Coverpage_Image" o:spid="_x0000_s1028" type="#_x0000_t202" style="position:absolute;margin-left:-28.65pt;margin-top:0;width:493.5pt;height:464.6pt;z-index:251658242;visibility:visible;mso-wrap-style:square;mso-width-percent:0;mso-height-percent:0;mso-wrap-distance-left:9pt;mso-wrap-distance-top:0;mso-wrap-distance-right:9pt;mso-wrap-distance-bottom:0;mso-position-horizontal:absolute;mso-position-horizontal-relative:margin;mso-position-vertical:bottom;mso-position-vertical-relative:margin;mso-width-percent:0;mso-height-percent:0;mso-width-relative:margin;mso-height-relative:margin;v-text-anchor:top" o:gfxdata="UEsDBBQABgAIAAAAIQC2gziS/gAAAOEBAAATAAAAW0NvbnRlbnRfVHlwZXNdLnhtbJSRQU7DMBBF 90jcwfIWJU67QAgl6YK0S0CoHGBkTxKLZGx5TGhvj5O2G0SRWNoz/78nu9wcxkFMGNg6quQqL6RA 0s5Y6ir5vt9lD1JwBDIwOMJKHpHlpr69KfdHjyxSmriSfYz+USnWPY7AufNIadK6MEJMx9ApD/oD OlTrorhX2lFEilmcO2RdNtjC5xDF9pCuTyYBB5bi6bQ4syoJ3g9WQ0ymaiLzg5KdCXlKLjvcW893 SUOqXwnz5DrgnHtJTxOsQfEKIT7DmDSUCaxw7Rqn8787ZsmRM9e2VmPeBN4uqYvTtW7jvijg9N/y JsXecLq0q+WD6m8AAAD//wMAUEsDBBQABgAIAAAAIQA4/SH/1gAAAJQBAAALAAAAX3JlbHMvLnJl bHOkkMFqwzAMhu+DvYPRfXGawxijTi+j0GvpHsDYimMaW0Yy2fr2M4PBMnrbUb/Q94l/f/hMi1qR JVI2sOt6UJgd+ZiDgffL8ekFlFSbvV0oo4EbChzGx4f9GRdb25HMsYhqlCwG5lrLq9biZkxWOiqY 22YiTra2kYMu1l1tQD30/bPm3wwYN0x18gb45AdQl1tp5j/sFB2T0FQ7R0nTNEV3j6o9feQzro1i OWA14Fm+Q8a1a8+Bvu/d/dMb2JY5uiPbhG/ktn4cqGU/er3pcvwCAAD//wMAUEsDBBQABgAIAAAA IQA3oxDkdgIAAF4FAAAOAAAAZHJzL2Uyb0RvYy54bWysVN9v0zAQfkfif7D8TpOVrUDVdCqdipCm bWJDe3Ydu41wfObsNil//c5O0o7ByxB9cC++35+/u9llWxu2V+grsAU/G+WcKSuhrOym4N8fVu8+ cuaDsKUwYFXBD8rzy/nbN7PGTdUYtmBKhYyCWD9tXMG3Ibhplnm5VbXwI3DKklID1iLQJ26yEkVD 0WuTjfN8kjWApUOQynu6veqUfJ7ia61kuNXaq8BMwam2kE5M5zqe2XwmphsUblvJvgzxD1XUorKU 9BjqSgTBdlj9EaquJIIHHUYS6gy0rqRKPVA3Z/mLbu63wqnUC4Hj3REm///Cypv9vbtDFtrP0NID RkAa56eeLmM/rcY6/lOljPQE4eEIm2oDk3Q5GU8+nF+QSpLu4lOen+cJ2Ozk7tCHLwpqFoWCI71L gkvsr32glGQ6mMRsHkxVripj0gdu1kuDbC/oDVfpF6skl9/MjGUN1fKeColeFqJ/Z2dsvFGJDn2+ U49JCgejoo2x35RmVZlaTckjEdUxvZBS2ZBQovzJOlppSvUax97+VNVrnLs+yCNlBhuOznVlAVP3 aX5OZZc/hpJ1Z0/wPes7iqFdt9R4wccDBdZQHogZCN3QeCdXFb3etfDhTiBNCb04TX64pUMbIPCh lzjbAv762320J/KSlrOGpq7g/udOoOLMfLVE6ziig4CDsB4Eu6uXQCQ4o53iZBLJAYMZRI1QP9JC WMQspBJWUq6Ch0Fchm72aaFItVgkIxpEJ8K1vXcyho6oRi4+tI8CXU/YQFy/gWEexfQFbzvb6Ond YheIeonUEdcOxR5vGuJE3H7hxC3x/DtZndbi/AkAAP//AwBQSwMEFAAGAAgAAAAhAOV0iDDeAAAA CAEAAA8AAABkcnMvZG93bnJldi54bWxMj8FqwkAQhu8F32EZwZtuGmlt0mxEBGkt9FAVvG6y0yQ0 Oxuyq0nf3mkv7W2G/+ebb7L1aFtxxd43jhTcLyIQSKUzDVUKTsfd/AmED5qMbh2hgm/0sM4nd5lO jRvoA6+HUAmGkE+1gjqELpXSlzVa7ReuQ+Ls0/VWB177SppeDwy3rYyj6FFa3RBfqHWH2xrLr8PF Koj259e39+RI8Xm7k1112rxgMSg1m46bZxABx/BXhh99VoecnQp3IeNFq2D+sFpylWEgOE7iZAWi +B1ikHkm/z+Q3wAAAP//AwBQSwECLQAUAAYACAAAACEAtoM4kv4AAADhAQAAEwAAAAAAAAAAAAAA AAAAAAAAW0NvbnRlbnRfVHlwZXNdLnhtbFBLAQItABQABgAIAAAAIQA4/SH/1gAAAJQBAAALAAAA AAAAAAAAAAAAAC8BAABfcmVscy8ucmVsc1BLAQItABQABgAIAAAAIQA3oxDkdgIAAF4FAAAOAAAA AAAAAAAAAAAAAC4CAABkcnMvZTJvRG9jLnhtbFBLAQItABQABgAIAAAAIQDldIgw3gAAAAgBAAAP AAAAAAAAAAAAAAAAANAEAABkcnMvZG93bnJldi54bWxQSwUGAAAAAAQABADzAAAA2wUAAAAA " stroked="f" strokeweight=".5pt">
                 <v:textbox style="mso-fit-shape-to-text:t" inset="0,0,0,0">
                   <w:txbxContent>
                     <w:tbl>
@@ -1314,10 +1249,7 @@
                               <w:sdtEndPr/>
                               <w:sdtContent>
                                 <w:r>
-                                  <w:t xml:space="preserve">Bilag </w:t>
-                                </w:r>
-                                <w:r>
-                                  <w:t>9</w:t>
+                                  <w:t xml:space="preserve">Bilag 9</w:t>
                                 </w:r>
                               </w:sdtContent>
                             </w:sdt>
@@ -1327,13 +1259,7 @@
                               <w:pStyle w:val="FrontpageHeading2"/>
                             </w:pPr>
                             <w:r>
-                              <w:t>ændrings</w:t>
-                            </w:r>
-                            <w:r>
-                              <w:t>-</w:t>
-                            </w:r>
-                            <w:r>
-                              <w:t>håndtering</w:t>
+                              <w:t>ændrings-håndtering</w:t>
                             </w:r>
                           </w:p>
                         </w:tc>
@@ -1474,37 +1400,7 @@
         <w:rPr>
           <w:iCs/>
         </w:rPr>
-        <w:t>Nærværende bilag specificerer proceduren vedr</w:t>
-      </w:r>
-      <w:r>
-        <w:rPr>
-          <w:iCs/>
-        </w:rPr>
-        <w:t xml:space="preserve">ørende </w:t>
-      </w:r>
-      <w:r>
-        <w:rPr>
-          <w:iCs/>
-        </w:rPr>
-        <w:t>ændringshåndtering</w:t>
-      </w:r>
-      <w:r>
-        <w:rPr>
-          <w:iCs/>
-        </w:rPr>
-        <w:t>,</w:t>
-      </w:r>
-      <w:r>
-        <w:rPr>
-          <w:iCs/>
-        </w:rPr>
-        <w:t xml:space="preserve"> og det i bilaget angivne supplerer Kontraktens bestemmelser herom</w:t>
-      </w:r>
-      <w:r>
-        <w:rPr>
-          <w:iCs/>
-        </w:rPr>
-        <w:t>.</w:t>
+        <w:t xml:space="preserve">Nærværende bilag specificerer proceduren vedrørende ændringshåndtering, og det i bilaget angivne supplerer Kontraktens bestemmelser herom.</w:t>
       </w:r>
     </w:p>
     <w:p>
@@ -1520,13 +1416,7 @@
         <w:spacing w:line="276" w:lineRule="auto"/>
       </w:pPr>
       <w:r>
-        <w:t>Afvigelser over for bilaget skal markeres med ændringsmarkering (”Track Changes”) eller på anden måde tydeligt fremhæves</w:t>
-      </w:r>
-      <w:r>
-        <w:t>, så</w:t>
-      </w:r>
-      <w:r>
-        <w:t xml:space="preserve"> den oprindelige tekst stadig fremgår.</w:t>
+        <w:t xml:space="preserve">Afvigelser over for bilaget skal markeres med ændringsmarkering (”Track Changes”) eller på anden måde tydeligt fremhæves, så den oprindelige tekst stadig fremgår.</w:t>
       </w:r>
     </w:p>
     <w:p>
@@ -1552,22 +1442,7 @@
         <w:spacing w:line="276" w:lineRule="auto"/>
       </w:pPr>
       <w:r>
-        <w:t>Nærværende bilag indgår i vurderingen af underkriteriet ”</w:t>
-      </w:r>
-      <w:r>
-        <w:t>Metode og</w:t>
-      </w:r>
-      <w:r>
-        <w:t xml:space="preserve"> proces</w:t>
-      </w:r>
-      <w:r>
-        <w:t xml:space="preserve">”, jf. punkt </w:t>
-      </w:r>
-      <w:r>
-        <w:t>14.1</w:t>
-      </w:r>
-      <w:r>
-        <w:t xml:space="preserve"> i udbudsbetingelserne.</w:t>
+        <w:t xml:space="preserve">Nærværende bilag indgår i vurderingen af underkriteriet ”Metode og proces”, jf. punkt 14.1 i udbudsbetingelserne.</w:t>
       </w:r>
     </w:p>
     <w:p/>
@@ -1650,11 +1525,7 @@
       </w:r>
       <w:r>
         <w:instrText xml:space="preserve"> TOC \o "1-</w:instrText>
-      </w:r>
-      <w:r>
         <w:instrText>3</w:instrText>
-      </w:r>
-      <w:r>
         <w:instrText xml:space="preserve">" \h \z \u </w:instrText>
       </w:r>
       <w:r>
@@ -1697,46 +1568,10 @@
             <w:webHidden/>
           </w:rPr>
           <w:tab/>
-        </w:r>
-        <w:r>
-          <w:rPr>
-            <w:noProof/>
-            <w:webHidden/>
-          </w:rPr>
           <w:fldChar w:fldCharType="begin"/>
-        </w:r>
-        <w:r>
-          <w:rPr>
-            <w:noProof/>
-            <w:webHidden/>
-          </w:rPr>
           <w:instrText xml:space="preserve"> PAGEREF _Toc237958254 \h </w:instrText>
-        </w:r>
-        <w:r>
-          <w:rPr>
-            <w:noProof/>
-            <w:webHidden/>
-          </w:rPr>
-        </w:r>
-        <w:r>
-          <w:rPr>
-            <w:noProof/>
-            <w:webHidden/>
-          </w:rPr>
           <w:fldChar w:fldCharType="separate"/>
-        </w:r>
-        <w:r>
-          <w:rPr>
-            <w:noProof/>
-            <w:webHidden/>
-          </w:rPr>
           <w:t>1</w:t>
-        </w:r>
-        <w:r>
-          <w:rPr>
-            <w:noProof/>
-            <w:webHidden/>
-          </w:rPr>
           <w:fldChar w:fldCharType="end"/>
         </w:r>
       </w:hyperlink>
@@ -1789,46 +1624,10 @@
             <w:webHidden/>
           </w:rPr>
           <w:tab/>
-        </w:r>
-        <w:r>
-          <w:rPr>
-            <w:noProof/>
-            <w:webHidden/>
-          </w:rPr>
           <w:fldChar w:fldCharType="begin"/>
-        </w:r>
-        <w:r>
-          <w:rPr>
-            <w:noProof/>
-            <w:webHidden/>
-          </w:rPr>
           <w:instrText xml:space="preserve"> PAGEREF _Toc237958255 \h </w:instrText>
-        </w:r>
-        <w:r>
-          <w:rPr>
-            <w:noProof/>
-            <w:webHidden/>
-          </w:rPr>
-        </w:r>
-        <w:r>
-          <w:rPr>
-            <w:noProof/>
-            <w:webHidden/>
-          </w:rPr>
           <w:fldChar w:fldCharType="separate"/>
-        </w:r>
-        <w:r>
-          <w:rPr>
-            <w:noProof/>
-            <w:webHidden/>
-          </w:rPr>
           <w:t>1</w:t>
-        </w:r>
-        <w:r>
-          <w:rPr>
-            <w:noProof/>
-            <w:webHidden/>
-          </w:rPr>
           <w:fldChar w:fldCharType="end"/>
         </w:r>
       </w:hyperlink>
@@ -1885,46 +1684,10 @@
             <w:webHidden/>
           </w:rPr>
           <w:tab/>
-        </w:r>
-        <w:r>
-          <w:rPr>
-            <w:noProof/>
-            <w:webHidden/>
-          </w:rPr>
           <w:fldChar w:fldCharType="begin"/>
-        </w:r>
-        <w:r>
-          <w:rPr>
-            <w:noProof/>
-            <w:webHidden/>
-          </w:rPr>
           <w:instrText xml:space="preserve"> PAGEREF _Toc237958256 \h </w:instrText>
-        </w:r>
-        <w:r>
-          <w:rPr>
-            <w:noProof/>
-            <w:webHidden/>
-          </w:rPr>
-        </w:r>
-        <w:r>
-          <w:rPr>
-            <w:noProof/>
-            <w:webHidden/>
-          </w:rPr>
           <w:fldChar w:fldCharType="separate"/>
-        </w:r>
-        <w:r>
-          <w:rPr>
-            <w:noProof/>
-            <w:webHidden/>
-          </w:rPr>
           <w:t>1</w:t>
-        </w:r>
-        <w:r>
-          <w:rPr>
-            <w:noProof/>
-            <w:webHidden/>
-          </w:rPr>
           <w:fldChar w:fldCharType="end"/>
         </w:r>
       </w:hyperlink>
@@ -1981,46 +1744,10 @@
             <w:webHidden/>
           </w:rPr>
           <w:tab/>
-        </w:r>
-        <w:r>
-          <w:rPr>
-            <w:noProof/>
-            <w:webHidden/>
-          </w:rPr>
           <w:fldChar w:fldCharType="begin"/>
-        </w:r>
-        <w:r>
-          <w:rPr>
-            <w:noProof/>
-            <w:webHidden/>
-          </w:rPr>
           <w:instrText xml:space="preserve"> PAGEREF _Toc237958257 \h </w:instrText>
-        </w:r>
-        <w:r>
-          <w:rPr>
-            <w:noProof/>
-            <w:webHidden/>
-          </w:rPr>
-        </w:r>
-        <w:r>
-          <w:rPr>
-            <w:noProof/>
-            <w:webHidden/>
-          </w:rPr>
           <w:fldChar w:fldCharType="separate"/>
-        </w:r>
-        <w:r>
-          <w:rPr>
-            <w:noProof/>
-            <w:webHidden/>
-          </w:rPr>
           <w:t>1</w:t>
-        </w:r>
-        <w:r>
-          <w:rPr>
-            <w:noProof/>
-            <w:webHidden/>
-          </w:rPr>
           <w:fldChar w:fldCharType="end"/>
         </w:r>
       </w:hyperlink>
@@ -2077,46 +1804,10 @@
             <w:webHidden/>
           </w:rPr>
           <w:tab/>
-        </w:r>
-        <w:r>
-          <w:rPr>
-            <w:noProof/>
-            <w:webHidden/>
-          </w:rPr>
           <w:fldChar w:fldCharType="begin"/>
-        </w:r>
-        <w:r>
-          <w:rPr>
-            <w:noProof/>
-            <w:webHidden/>
-          </w:rPr>
           <w:instrText xml:space="preserve"> PAGEREF _Toc237958258 \h </w:instrText>
-        </w:r>
-        <w:r>
-          <w:rPr>
-            <w:noProof/>
-            <w:webHidden/>
-          </w:rPr>
-        </w:r>
-        <w:r>
-          <w:rPr>
-            <w:noProof/>
-            <w:webHidden/>
-          </w:rPr>
           <w:fldChar w:fldCharType="separate"/>
-        </w:r>
-        <w:r>
-          <w:rPr>
-            <w:noProof/>
-            <w:webHidden/>
-          </w:rPr>
           <w:t>2</w:t>
-        </w:r>
-        <w:r>
-          <w:rPr>
-            <w:noProof/>
-            <w:webHidden/>
-          </w:rPr>
           <w:fldChar w:fldCharType="end"/>
         </w:r>
       </w:hyperlink>
@@ -2169,46 +1860,10 @@
             <w:webHidden/>
           </w:rPr>
           <w:tab/>
-        </w:r>
-        <w:r>
-          <w:rPr>
-            <w:noProof/>
-            <w:webHidden/>
-          </w:rPr>
           <w:fldChar w:fldCharType="begin"/>
-        </w:r>
-        <w:r>
-          <w:rPr>
-            <w:noProof/>
-            <w:webHidden/>
-          </w:rPr>
           <w:instrText xml:space="preserve"> PAGEREF _Toc237958259 \h </w:instrText>
-        </w:r>
-        <w:r>
-          <w:rPr>
-            <w:noProof/>
-            <w:webHidden/>
-          </w:rPr>
-        </w:r>
-        <w:r>
-          <w:rPr>
-            <w:noProof/>
-            <w:webHidden/>
-          </w:rPr>
           <w:fldChar w:fldCharType="separate"/>
-        </w:r>
-        <w:r>
-          <w:rPr>
-            <w:noProof/>
-            <w:webHidden/>
-          </w:rPr>
           <w:t>4</w:t>
-        </w:r>
-        <w:r>
-          <w:rPr>
-            <w:noProof/>
-            <w:webHidden/>
-          </w:rPr>
           <w:fldChar w:fldCharType="end"/>
         </w:r>
       </w:hyperlink>
@@ -2265,46 +1920,10 @@
             <w:webHidden/>
           </w:rPr>
           <w:tab/>
-        </w:r>
-        <w:r>
-          <w:rPr>
-            <w:noProof/>
-            <w:webHidden/>
-          </w:rPr>
           <w:fldChar w:fldCharType="begin"/>
-        </w:r>
-        <w:r>
-          <w:rPr>
-            <w:noProof/>
-            <w:webHidden/>
-          </w:rPr>
           <w:instrText xml:space="preserve"> PAGEREF _Toc237958260 \h </w:instrText>
-        </w:r>
-        <w:r>
-          <w:rPr>
-            <w:noProof/>
-            <w:webHidden/>
-          </w:rPr>
-        </w:r>
-        <w:r>
-          <w:rPr>
-            <w:noProof/>
-            <w:webHidden/>
-          </w:rPr>
           <w:fldChar w:fldCharType="separate"/>
-        </w:r>
-        <w:r>
-          <w:rPr>
-            <w:noProof/>
-            <w:webHidden/>
-          </w:rPr>
           <w:t>4</w:t>
-        </w:r>
-        <w:r>
-          <w:rPr>
-            <w:noProof/>
-            <w:webHidden/>
-          </w:rPr>
           <w:fldChar w:fldCharType="end"/>
         </w:r>
       </w:hyperlink>
@@ -2361,46 +1980,10 @@
             <w:webHidden/>
           </w:rPr>
           <w:tab/>
-        </w:r>
-        <w:r>
-          <w:rPr>
-            <w:noProof/>
-            <w:webHidden/>
-          </w:rPr>
           <w:fldChar w:fldCharType="begin"/>
-        </w:r>
-        <w:r>
-          <w:rPr>
-            <w:noProof/>
-            <w:webHidden/>
-          </w:rPr>
           <w:instrText xml:space="preserve"> PAGEREF _Toc237958261 \h </w:instrText>
-        </w:r>
-        <w:r>
-          <w:rPr>
-            <w:noProof/>
-            <w:webHidden/>
-          </w:rPr>
-        </w:r>
-        <w:r>
-          <w:rPr>
-            <w:noProof/>
-            <w:webHidden/>
-          </w:rPr>
           <w:fldChar w:fldCharType="separate"/>
-        </w:r>
-        <w:r>
-          <w:rPr>
-            <w:noProof/>
-            <w:webHidden/>
-          </w:rPr>
           <w:t>4</w:t>
-        </w:r>
-        <w:r>
-          <w:rPr>
-            <w:noProof/>
-            <w:webHidden/>
-          </w:rPr>
           <w:fldChar w:fldCharType="end"/>
         </w:r>
       </w:hyperlink>
@@ -2451,46 +2034,10 @@
             <w:webHidden/>
           </w:rPr>
           <w:tab/>
-        </w:r>
-        <w:r>
-          <w:rPr>
-            <w:noProof/>
-            <w:webHidden/>
-          </w:rPr>
           <w:fldChar w:fldCharType="begin"/>
-        </w:r>
-        <w:r>
-          <w:rPr>
-            <w:noProof/>
-            <w:webHidden/>
-          </w:rPr>
           <w:instrText xml:space="preserve"> PAGEREF _Toc237958262 \h </w:instrText>
-        </w:r>
-        <w:r>
-          <w:rPr>
-            <w:noProof/>
-            <w:webHidden/>
-          </w:rPr>
-        </w:r>
-        <w:r>
-          <w:rPr>
-            <w:noProof/>
-            <w:webHidden/>
-          </w:rPr>
           <w:fldChar w:fldCharType="separate"/>
-        </w:r>
-        <w:r>
-          <w:rPr>
-            <w:noProof/>
-            <w:webHidden/>
-          </w:rPr>
           <w:t>4</w:t>
-        </w:r>
-        <w:r>
-          <w:rPr>
-            <w:noProof/>
-            <w:webHidden/>
-          </w:rPr>
           <w:fldChar w:fldCharType="end"/>
         </w:r>
       </w:hyperlink>
@@ -2541,46 +2088,10 @@
             <w:webHidden/>
           </w:rPr>
           <w:tab/>
-        </w:r>
-        <w:r>
-          <w:rPr>
-            <w:noProof/>
-            <w:webHidden/>
-          </w:rPr>
           <w:fldChar w:fldCharType="begin"/>
-        </w:r>
-        <w:r>
-          <w:rPr>
-            <w:noProof/>
-            <w:webHidden/>
-          </w:rPr>
           <w:instrText xml:space="preserve"> PAGEREF _Toc237958263 \h </w:instrText>
-        </w:r>
-        <w:r>
-          <w:rPr>
-            <w:noProof/>
-            <w:webHidden/>
-          </w:rPr>
-        </w:r>
-        <w:r>
-          <w:rPr>
-            <w:noProof/>
-            <w:webHidden/>
-          </w:rPr>
           <w:fldChar w:fldCharType="separate"/>
-        </w:r>
-        <w:r>
-          <w:rPr>
-            <w:noProof/>
-            <w:webHidden/>
-          </w:rPr>
           <w:t>4</w:t>
-        </w:r>
-        <w:r>
-          <w:rPr>
-            <w:noProof/>
-            <w:webHidden/>
-          </w:rPr>
           <w:fldChar w:fldCharType="end"/>
         </w:r>
       </w:hyperlink>
@@ -2631,46 +2142,10 @@
             <w:webHidden/>
           </w:rPr>
           <w:tab/>
-        </w:r>
-        <w:r>
-          <w:rPr>
-            <w:noProof/>
-            <w:webHidden/>
-          </w:rPr>
           <w:fldChar w:fldCharType="begin"/>
-        </w:r>
-        <w:r>
-          <w:rPr>
-            <w:noProof/>
-            <w:webHidden/>
-          </w:rPr>
           <w:instrText xml:space="preserve"> PAGEREF _Toc237958264 \h </w:instrText>
-        </w:r>
-        <w:r>
-          <w:rPr>
-            <w:noProof/>
-            <w:webHidden/>
-          </w:rPr>
-        </w:r>
-        <w:r>
-          <w:rPr>
-            <w:noProof/>
-            <w:webHidden/>
-          </w:rPr>
           <w:fldChar w:fldCharType="separate"/>
-        </w:r>
-        <w:r>
-          <w:rPr>
-            <w:noProof/>
-            <w:webHidden/>
-          </w:rPr>
           <w:t>4</w:t>
-        </w:r>
-        <w:r>
-          <w:rPr>
-            <w:noProof/>
-            <w:webHidden/>
-          </w:rPr>
           <w:fldChar w:fldCharType="end"/>
         </w:r>
       </w:hyperlink>
@@ -2727,46 +2202,10 @@
             <w:webHidden/>
           </w:rPr>
           <w:tab/>
-        </w:r>
-        <w:r>
-          <w:rPr>
-            <w:noProof/>
-            <w:webHidden/>
-          </w:rPr>
           <w:fldChar w:fldCharType="begin"/>
-        </w:r>
-        <w:r>
-          <w:rPr>
-            <w:noProof/>
-            <w:webHidden/>
-          </w:rPr>
           <w:instrText xml:space="preserve"> PAGEREF _Toc237958265 \h </w:instrText>
-        </w:r>
-        <w:r>
-          <w:rPr>
-            <w:noProof/>
-            <w:webHidden/>
-          </w:rPr>
-        </w:r>
-        <w:r>
-          <w:rPr>
-            <w:noProof/>
-            <w:webHidden/>
-          </w:rPr>
           <w:fldChar w:fldCharType="separate"/>
-        </w:r>
-        <w:r>
-          <w:rPr>
-            <w:noProof/>
-            <w:webHidden/>
-          </w:rPr>
           <w:t>5</w:t>
-        </w:r>
-        <w:r>
-          <w:rPr>
-            <w:noProof/>
-            <w:webHidden/>
-          </w:rPr>
           <w:fldChar w:fldCharType="end"/>
         </w:r>
       </w:hyperlink>
@@ -2819,46 +2258,10 @@
             <w:webHidden/>
           </w:rPr>
           <w:tab/>
-        </w:r>
-        <w:r>
-          <w:rPr>
-            <w:noProof/>
-            <w:webHidden/>
-          </w:rPr>
           <w:fldChar w:fldCharType="begin"/>
-        </w:r>
-        <w:r>
-          <w:rPr>
-            <w:noProof/>
-            <w:webHidden/>
-          </w:rPr>
           <w:instrText xml:space="preserve"> PAGEREF _Toc237958266 \h </w:instrText>
-        </w:r>
-        <w:r>
-          <w:rPr>
-            <w:noProof/>
-            <w:webHidden/>
-          </w:rPr>
-        </w:r>
-        <w:r>
-          <w:rPr>
-            <w:noProof/>
-            <w:webHidden/>
-          </w:rPr>
           <w:fldChar w:fldCharType="separate"/>
-        </w:r>
-        <w:r>
-          <w:rPr>
-            <w:noProof/>
-            <w:webHidden/>
-          </w:rPr>
           <w:t>6</w:t>
-        </w:r>
-        <w:r>
-          <w:rPr>
-            <w:noProof/>
-            <w:webHidden/>
-          </w:rPr>
           <w:fldChar w:fldCharType="end"/>
         </w:r>
       </w:hyperlink>
@@ -2915,46 +2318,10 @@
             <w:webHidden/>
           </w:rPr>
           <w:tab/>
-        </w:r>
-        <w:r>
-          <w:rPr>
-            <w:noProof/>
-            <w:webHidden/>
-          </w:rPr>
           <w:fldChar w:fldCharType="begin"/>
-        </w:r>
-        <w:r>
-          <w:rPr>
-            <w:noProof/>
-            <w:webHidden/>
-          </w:rPr>
           <w:instrText xml:space="preserve"> PAGEREF _Toc237958267 \h </w:instrText>
-        </w:r>
-        <w:r>
-          <w:rPr>
-            <w:noProof/>
-            <w:webHidden/>
-          </w:rPr>
-        </w:r>
-        <w:r>
-          <w:rPr>
-            <w:noProof/>
-            <w:webHidden/>
-          </w:rPr>
           <w:fldChar w:fldCharType="separate"/>
-        </w:r>
-        <w:r>
-          <w:rPr>
-            <w:noProof/>
-            <w:webHidden/>
-          </w:rPr>
           <w:t>6</w:t>
-        </w:r>
-        <w:r>
-          <w:rPr>
-            <w:noProof/>
-            <w:webHidden/>
-          </w:rPr>
           <w:fldChar w:fldCharType="end"/>
         </w:r>
       </w:hyperlink>
@@ -3011,46 +2378,10 @@
             <w:webHidden/>
           </w:rPr>
           <w:tab/>
-        </w:r>
-        <w:r>
-          <w:rPr>
-            <w:noProof/>
-            <w:webHidden/>
-          </w:rPr>
           <w:fldChar w:fldCharType="begin"/>
-        </w:r>
-        <w:r>
-          <w:rPr>
-            <w:noProof/>
-            <w:webHidden/>
-          </w:rPr>
           <w:instrText xml:space="preserve"> PAGEREF _Toc237958268 \h </w:instrText>
-        </w:r>
-        <w:r>
-          <w:rPr>
-            <w:noProof/>
-            <w:webHidden/>
-          </w:rPr>
-        </w:r>
-        <w:r>
-          <w:rPr>
-            <w:noProof/>
-            <w:webHidden/>
-          </w:rPr>
           <w:fldChar w:fldCharType="separate"/>
-        </w:r>
-        <w:r>
-          <w:rPr>
-            <w:noProof/>
-            <w:webHidden/>
-          </w:rPr>
           <w:t>6</w:t>
-        </w:r>
-        <w:r>
-          <w:rPr>
-            <w:noProof/>
-            <w:webHidden/>
-          </w:rPr>
           <w:fldChar w:fldCharType="end"/>
         </w:r>
       </w:hyperlink>
@@ -3107,46 +2438,10 @@
             <w:webHidden/>
           </w:rPr>
           <w:tab/>
-        </w:r>
-        <w:r>
-          <w:rPr>
-            <w:noProof/>
-            <w:webHidden/>
-          </w:rPr>
           <w:fldChar w:fldCharType="begin"/>
-        </w:r>
-        <w:r>
-          <w:rPr>
-            <w:noProof/>
-            <w:webHidden/>
-          </w:rPr>
           <w:instrText xml:space="preserve"> PAGEREF _Toc237958269 \h </w:instrText>
-        </w:r>
-        <w:r>
-          <w:rPr>
-            <w:noProof/>
-            <w:webHidden/>
-          </w:rPr>
-        </w:r>
-        <w:r>
-          <w:rPr>
-            <w:noProof/>
-            <w:webHidden/>
-          </w:rPr>
           <w:fldChar w:fldCharType="separate"/>
-        </w:r>
-        <w:r>
-          <w:rPr>
-            <w:noProof/>
-            <w:webHidden/>
-          </w:rPr>
           <w:t>6</w:t>
-        </w:r>
-        <w:r>
-          <w:rPr>
-            <w:noProof/>
-            <w:webHidden/>
-          </w:rPr>
           <w:fldChar w:fldCharType="end"/>
         </w:r>
       </w:hyperlink>
@@ -3269,88 +2564,7 @@
     </w:p>
     <w:p>
       <w:r>
-        <w:t>Ændring</w:t>
-      </w:r>
-      <w:r>
-        <w:t>er</w:t>
-      </w:r>
-      <w:r>
-        <w:t xml:space="preserve"> af Kontrakten </w:t>
-      </w:r>
-      <w:r>
-        <w:t xml:space="preserve">i form af </w:t>
-      </w:r>
-      <w:r>
-        <w:t xml:space="preserve">Kundens </w:t>
-      </w:r>
-      <w:r>
-        <w:t>best</w:t>
-      </w:r>
-      <w:r>
-        <w:t>i</w:t>
-      </w:r>
-      <w:r>
-        <w:t>llingsydelser og øvrige ændringer</w:t>
-      </w:r>
-      <w:r>
-        <w:t xml:space="preserve"> </w:t>
-      </w:r>
-      <w:r>
-        <w:t xml:space="preserve">sker </w:t>
-      </w:r>
-      <w:r>
-        <w:t xml:space="preserve">i overensstemmelse </w:t>
-      </w:r>
-      <w:r>
-        <w:t>med Kontraktens punkt</w:t>
-      </w:r>
-      <w:r>
-        <w:t xml:space="preserve"> </w:t>
-      </w:r>
-      <w:r>
-        <w:t>6</w:t>
-      </w:r>
-      <w:r>
-        <w:t>,</w:t>
-      </w:r>
-      <w:r>
-        <w:t xml:space="preserve"> dog bortset fra </w:t>
-      </w:r>
-      <w:r>
-        <w:t xml:space="preserve">ændringer uden </w:t>
-      </w:r>
-      <w:r>
-        <w:t>L</w:t>
-      </w:r>
-      <w:r>
-        <w:t>everandørens samt</w:t>
-      </w:r>
-      <w:r>
-        <w:t>ykke</w:t>
-      </w:r>
-      <w:r>
-        <w:t>,</w:t>
-      </w:r>
-      <w:r>
-        <w:t xml:space="preserve"> </w:t>
-      </w:r>
-      <w:r>
-        <w:t>jf. kontraktens p</w:t>
-      </w:r>
-      <w:r>
-        <w:t>unkt</w:t>
-      </w:r>
-      <w:r>
-        <w:t xml:space="preserve"> 6.</w:t>
-      </w:r>
-      <w:r>
-        <w:t>4</w:t>
-      </w:r>
-      <w:r>
-        <w:t>.</w:t>
-      </w:r>
-      <w:r>
-        <w:t xml:space="preserve"> </w:t>
+        <w:t xml:space="preserve">Ændringer af Kontrakten i form af Kundens bestillingsydelser og øvrige ændringer sker i overensstemmelse med Kontraktens punkt 6, dog bortset fra ændringer uden Leverandørens samtykke, jf. kontraktens punkt 6.4. </w:t>
       </w:r>
     </w:p>
     <w:p/>
@@ -3391,52 +2605,26 @@
     <w:p/>
     <w:p>
       <w:r>
-        <w:t xml:space="preserve">Kundens bestillingsydelser kan </w:t>
-      </w:r>
-      <w:r>
-        <w:t xml:space="preserve">efter Kundens valg </w:t>
-      </w:r>
-      <w:r>
-        <w:t xml:space="preserve">bestilles som simple ændringsanmodninger og som </w:t>
-      </w:r>
-      <w:r>
-        <w:t>ordinære</w:t>
-      </w:r>
-      <w:r>
-        <w:t xml:space="preserve"> ændringsanmodninger, afhængigt af </w:t>
-      </w:r>
-      <w:r>
-        <w:t>indhold, kompleksitet mv.</w:t>
+        <w:t xml:space="preserve">Kundens bestillingsydelser kan efter Kundens valg bestilles som simple ændringsanmodninger og som ordinære ændringsanmodninger, afhængigt af indhold, kompleksitet mv.</w:t>
       </w:r>
     </w:p>
     <w:p/>
     <w:p>
       <w:r>
-        <w:t xml:space="preserve">Kundens bestillingsydelser kan </w:t>
+        <w:t xml:space="preserve">Kundens bestillingsydelser kan efter Kundens valg afregnes efter følgende 2 prismodeller, jf. Kontraktens </w:t>
       </w:r>
+      <w:del w:id="1056" w:author="Claude" w:date="2026-09-29T12:00:00Z">
+        <w:r>
+          <w:delText xml:space="preserve">punkt 15.3</w:delText>
+        </w:r>
+      </w:del>
+      <w:ins w:id="1057" w:author="Claude" w:date="2026-09-29T12:00:00Z">
+        <w:r>
+          <w:t xml:space="preserve">punkt 15.4</w:t>
+        </w:r>
+      </w:ins>
       <w:r>
-        <w:t xml:space="preserve">efter Kundens valg </w:t>
-      </w:r>
-      <w:r>
-        <w:t xml:space="preserve">afregnes efter følgende 2 </w:t>
-      </w:r>
-      <w:r>
-        <w:t>pris</w:t>
-      </w:r>
-      <w:r>
-        <w:t>modeller</w:t>
-      </w:r>
-      <w:r>
-        <w:t xml:space="preserve">, jf. </w:t>
-      </w:r>
-      <w:r>
-        <w:t xml:space="preserve">Kontraktens punkt </w:t>
-      </w:r>
-      <w:r>
-        <w:t>15.3</w:t>
-      </w:r>
-      <w:r>
-        <w:t>:</w:t>
+        <w:t xml:space="preserve">:</w:t>
       </w:r>
     </w:p>
     <w:p/>
@@ -3488,29 +2676,14 @@
       <w:bookmarkStart w:id="35" w:name="_Toc280103799"/>
       <w:bookmarkStart w:id="36" w:name="_Toc237958257"/>
       <w:r>
-        <w:t xml:space="preserve">Kundens </w:t>
-      </w:r>
-      <w:r>
-        <w:t xml:space="preserve">simple </w:t>
-      </w:r>
-      <w:r>
-        <w:t>ændringsanmodning</w:t>
-      </w:r>
-      <w:r>
-        <w:t>er</w:t>
+        <w:t xml:space="preserve">Kundens simple ændringsanmodninger</w:t>
       </w:r>
       <w:bookmarkEnd w:id="36"/>
     </w:p>
     <w:p/>
     <w:p>
       <w:r>
-        <w:t xml:space="preserve">Kundens </w:t>
-      </w:r>
-      <w:r>
-        <w:t xml:space="preserve">simple </w:t>
-      </w:r>
-      <w:r>
-        <w:t xml:space="preserve">ændringsanmodning skal indeholde følgende oplysninger: </w:t>
+        <w:t xml:space="preserve">Kundens simple ændringsanmodning skal indeholde følgende oplysninger: </w:t>
       </w:r>
     </w:p>
     <w:p/>
@@ -3525,10 +2698,7 @@
         <w:jc w:val="both"/>
       </w:pPr>
       <w:r>
-        <w:t>B</w:t>
-      </w:r>
-      <w:r>
-        <w:t>eskrivelse af den ønskede ændring</w:t>
+        <w:t>Beskrivelse af den ønskede ændring</w:t>
       </w:r>
     </w:p>
     <w:p>
@@ -3542,10 +2712,7 @@
         <w:jc w:val="both"/>
       </w:pPr>
       <w:r>
-        <w:t>D</w:t>
-      </w:r>
-      <w:r>
-        <w:t xml:space="preserve">ato for fremsættelse af ændringsanmodningen </w:t>
+        <w:t xml:space="preserve">Dato for fremsættelse af ændringsanmodningen </w:t>
       </w:r>
     </w:p>
     <w:p>
@@ -3559,10 +2726,7 @@
         <w:jc w:val="both"/>
       </w:pPr>
       <w:r>
-        <w:t xml:space="preserve">Valgt afregningsmodel for gennemførelse af den simple </w:t>
-      </w:r>
-      <w:r>
-        <w:t>ændringsanmodning</w:t>
+        <w:t xml:space="preserve">Valgt afregningsmodel for gennemførelse af den simple ændringsanmodning</w:t>
       </w:r>
     </w:p>
     <w:p/>
@@ -3577,34 +2741,7 @@
     <w:p/>
     <w:p>
       <w:r>
-        <w:t xml:space="preserve">Leverandøren skal uden ugrundet ophold </w:t>
-      </w:r>
-      <w:r>
-        <w:t xml:space="preserve">kvittere for </w:t>
-      </w:r>
-      <w:r>
-        <w:t xml:space="preserve">modtagelsen </w:t>
-      </w:r>
-      <w:r>
-        <w:t xml:space="preserve">af ændringsanmodningen </w:t>
-      </w:r>
-      <w:r>
-        <w:t xml:space="preserve">og </w:t>
-      </w:r>
-      <w:r>
-        <w:t xml:space="preserve">fremsende et </w:t>
-      </w:r>
-      <w:r>
-        <w:t>kort</w:t>
-      </w:r>
-      <w:r>
-        <w:t xml:space="preserve"> løsningsforslag med angivelse af eventuelle konsekvenser</w:t>
-      </w:r>
-      <w:r>
-        <w:t>,</w:t>
-      </w:r>
-      <w:r>
-        <w:t xml:space="preserve"> herunder leveringstid. </w:t>
+        <w:t xml:space="preserve">Leverandøren skal uden ugrundet ophold kvittere for modtagelsen af ændringsanmodningen og fremsende et kort løsningsforslag med angivelse af eventuelle konsekvenser, herunder leveringstid. </w:t>
       </w:r>
     </w:p>
     <w:p/>
@@ -3617,13 +2754,7 @@
     <w:p/>
     <w:p>
       <w:r>
-        <w:t>Kunden kan vælge</w:t>
-      </w:r>
-      <w:r>
-        <w:t xml:space="preserve"> at</w:t>
-      </w:r>
-      <w:r>
-        <w:t>:</w:t>
+        <w:t xml:space="preserve">Kunden kan vælge at:</w:t>
       </w:r>
     </w:p>
     <w:p/>
@@ -3636,10 +2767,7 @@
         </w:numPr>
       </w:pPr>
       <w:r>
-        <w:t>afvise løsningsforslag</w:t>
-      </w:r>
-      <w:r>
-        <w:t>et</w:t>
+        <w:t>afvise løsningsforslaget</w:t>
       </w:r>
     </w:p>
     <w:p>
@@ -3669,16 +2797,7 @@
     <w:p>
       <w:r>
         <w:lastRenderedPageBreak/>
-        <w:t xml:space="preserve">Ændringer kan ikke igangsættes, før Kunden har </w:t>
-      </w:r>
-      <w:r>
-        <w:t>accepteret</w:t>
-      </w:r>
-      <w:r>
-        <w:t xml:space="preserve"> </w:t>
-      </w:r>
-      <w:r>
-        <w:t>løsningsforslaget.</w:t>
+        <w:t xml:space="preserve">Ændringer kan ikke igangsættes, før Kunden har accepteret løsningsforslaget.</w:t>
       </w:r>
     </w:p>
     <w:p>
@@ -3688,19 +2807,7 @@
       <w:bookmarkStart w:id="37" w:name="_Ref237352524"/>
       <w:bookmarkStart w:id="38" w:name="_Toc237958258"/>
       <w:r>
-        <w:t xml:space="preserve">Kundens </w:t>
-      </w:r>
-      <w:r>
-        <w:t>ordinære</w:t>
-      </w:r>
-      <w:r>
-        <w:t xml:space="preserve"> </w:t>
-      </w:r>
-      <w:r>
-        <w:t>ændringsanmodning</w:t>
-      </w:r>
-      <w:r>
-        <w:t>er</w:t>
+        <w:t xml:space="preserve">Kundens ordinære ændringsanmodninger</w:t>
       </w:r>
       <w:bookmarkEnd w:id="37"/>
       <w:bookmarkEnd w:id="38"/>
@@ -3727,10 +2834,7 @@
         <w:jc w:val="both"/>
       </w:pPr>
       <w:r>
-        <w:t>B</w:t>
-      </w:r>
-      <w:r>
-        <w:t>eskrivelse af den ønskede ændring</w:t>
+        <w:t>Beskrivelse af den ønskede ændring</w:t>
       </w:r>
     </w:p>
     <w:p>
@@ -3744,10 +2848,7 @@
         <w:jc w:val="both"/>
       </w:pPr>
       <w:r>
-        <w:t>K</w:t>
-      </w:r>
-      <w:r>
-        <w:t>undens forslag til prioritering af ændringen</w:t>
+        <w:t>Kundens forslag til prioritering af ændringen</w:t>
       </w:r>
     </w:p>
     <w:p>
@@ -3761,10 +2862,7 @@
         <w:jc w:val="both"/>
       </w:pPr>
       <w:r>
-        <w:t>D</w:t>
-      </w:r>
-      <w:r>
-        <w:t>ato for fremsættelse af ændringsanmodningen</w:t>
+        <w:t>Dato for fremsættelse af ændringsanmodningen</w:t>
       </w:r>
     </w:p>
     <w:p>
@@ -3778,127 +2876,50 @@
         <w:jc w:val="both"/>
       </w:pPr>
       <w:r>
-        <w:t xml:space="preserve">Valgt afregningsmodel for gennemførelse af den </w:t>
-      </w:r>
-      <w:r>
-        <w:t>ordinære</w:t>
-      </w:r>
-      <w:r>
-        <w:t xml:space="preserve"> ændringsanmodning</w:t>
-      </w:r>
-      <w:r>
-        <w:t xml:space="preserve"> </w:t>
+        <w:t xml:space="preserve">Valgt afregningsmodel for gennemførelse af den ordinære ændringsanmodning </w:t>
       </w:r>
     </w:p>
     <w:p/>
     <w:p>
       <w:r>
-        <w:t xml:space="preserve">Kundens </w:t>
-      </w:r>
-      <w:r>
-        <w:t>ordinære</w:t>
-      </w:r>
-      <w:r>
-        <w:t xml:space="preserve"> ændringsanmodning kan eksempelvis omfatte </w:t>
-      </w:r>
-      <w:r>
-        <w:t>videreudvikling</w:t>
-      </w:r>
-      <w:r>
-        <w:t xml:space="preserve"> af Løsningen med henblik på at ændre Løsningens funktionalitet, herunder f.eks. for at sikre, at Løsningen lever op til nye lovkrav, eller for at optimere Løsningens performance, struktur eller brugervenlighed.</w:t>
+        <w:t xml:space="preserve">Kundens ordinære ændringsanmodning kan eksempelvis omfatte videreudvikling af Løsningen med henblik på at ændre Løsningens funktionalitet, herunder f.eks. for at sikre, at Løsningen lever op til nye lovkrav, eller for at optimere Løsningens performance, struktur eller brugervenlighed.</w:t>
       </w:r>
     </w:p>
     <w:p/>
     <w:p>
       <w:r>
-        <w:t xml:space="preserve">Videreudvikling kan således </w:t>
-      </w:r>
-      <w:r>
-        <w:t>eksempelvis</w:t>
-      </w:r>
-      <w:r>
-        <w:t xml:space="preserve"> omfatte etablering af nye integrationer, udvikling af nye funktioner, nye designmæssige løsninger, nye dataformater, ny rapporteringsfunktionalitet, implementering af nyt Programmel mv.</w:t>
-      </w:r>
-      <w:r>
-        <w:t xml:space="preserve"> </w:t>
-      </w:r>
-      <w:r>
-        <w:t xml:space="preserve">Udover at få leveret det nødvendige programmeringsarbejde for videreudvikling </w:t>
-      </w:r>
-      <w:r>
-        <w:t xml:space="preserve">er </w:t>
-      </w:r>
-      <w:r>
-        <w:t>også de opgaver, der sædvanligvis er knyttet til videreudvikling, fx udarbejdelse af løsningsdesign, test, projektledelse, udarbejdelse af Dokumentation mv.</w:t>
-      </w:r>
-      <w:r>
-        <w:t>, omfattet.</w:t>
+        <w:t xml:space="preserve">Videreudvikling kan således eksempelvis omfatte etablering af nye integrationer, udvikling af nye funktioner, nye designmæssige løsninger, nye dataformater, ny rapporteringsfunktionalitet, implementering af nyt Programmel mv. Udover at få leveret det nødvendige programmeringsarbejde for videreudvikling er også de opgaver, der sædvanligvis er knyttet til videreudvikling, fx udarbejdelse af løsningsdesign, test, projektledelse, udarbejdelse af Dokumentation mv., omfattet.</w:t>
       </w:r>
     </w:p>
     <w:p/>
     <w:p>
       <w:r>
-        <w:t xml:space="preserve">For </w:t>
+        <w:t xml:space="preserve">For ordinære ændringsanmodninger gælder, at Kunden kan vælge – såfremt det vurderes hensigtsmæssigt - at ændringen skal have karakter af en Selvstændig Opgave, jf. Kontraktens </w:t>
       </w:r>
+      <w:del w:id="1058" w:author="Claude" w:date="2026-09-29T12:00:00Z">
+        <w:r>
+          <w:delText xml:space="preserve">punkt 15.3</w:delText>
+        </w:r>
+      </w:del>
+      <w:ins w:id="1059" w:author="Claude" w:date="2026-09-29T12:00:00Z">
+        <w:r>
+          <w:t xml:space="preserve">punkt 15.4</w:t>
+        </w:r>
+      </w:ins>
       <w:r>
-        <w:t>ordinære</w:t>
-      </w:r>
-      <w:r>
-        <w:t xml:space="preserve"> ændringsanmodninger gælder, at Kunden kan vælge</w:t>
-      </w:r>
-      <w:r>
-        <w:t xml:space="preserve"> – såfremt det vurderes hensigtsmæssigt - </w:t>
-      </w:r>
-      <w:r>
-        <w:t xml:space="preserve">at ændringen skal have karakter af en Selvstændig Opgave, jf. Kontraktens </w:t>
-      </w:r>
-      <w:r>
-        <w:t xml:space="preserve">punkt </w:t>
-      </w:r>
-      <w:r>
-        <w:t>15.3</w:t>
-      </w:r>
-      <w:r>
-        <w:t>.</w:t>
+        <w:t xml:space="preserve">.</w:t>
       </w:r>
     </w:p>
     <w:p/>
     <w:p>
       <w:r>
-        <w:t xml:space="preserve">Leverandøren skal uden ugrundet ophold efter modtagelsen </w:t>
-      </w:r>
-      <w:r>
-        <w:t xml:space="preserve">af Kundens ændringsanmodning </w:t>
-      </w:r>
-      <w:r>
-        <w:t xml:space="preserve">udarbejde et estimat over det vederlag, der påregnes at være forbundet med at udarbejde et løsningsforslag for den ønskede ændring. </w:t>
-      </w:r>
-      <w:r>
-        <w:t xml:space="preserve">Ændringsanmodningen skal være tilstrækkelig detaljeret til, at Leverandøren </w:t>
-      </w:r>
-      <w:r>
-        <w:t>k</w:t>
-      </w:r>
-      <w:r>
-        <w:t>an udarbejde estimat</w:t>
-      </w:r>
-      <w:r>
-        <w:t>et</w:t>
-      </w:r>
-      <w:r>
-        <w:t xml:space="preserve">. </w:t>
+        <w:t xml:space="preserve">Leverandøren skal uden ugrundet ophold efter modtagelsen af Kundens ændringsanmodning udarbejde et estimat over det vederlag, der påregnes at være forbundet med at udarbejde et løsningsforslag for den ønskede ændring. Ændringsanmodningen skal være tilstrækkelig detaljeret til, at Leverandøren kan udarbejde estimatet. </w:t>
       </w:r>
     </w:p>
     <w:p/>
     <w:p>
       <w:r>
-        <w:t xml:space="preserve">Estimeringen skal ske på grundlag af de i </w:t>
-      </w:r>
-      <w:r>
-        <w:t xml:space="preserve">bilag 12 </w:t>
-      </w:r>
-      <w:r>
-        <w:t xml:space="preserve">anførte timepriser. Estimatet fremsendes til Kunden for dennes godkendelse. </w:t>
+        <w:t xml:space="preserve">Estimeringen skal ske på grundlag af de i bilag 12 anførte timepriser. Estimatet fremsendes til Kunden for dennes godkendelse. </w:t>
       </w:r>
     </w:p>
     <w:p/>
@@ -3916,19 +2937,7 @@
     <w:p/>
     <w:p>
       <w:r>
-        <w:t xml:space="preserve">Et løsningsforslag </w:t>
-      </w:r>
-      <w:r>
-        <w:t>kan</w:t>
-      </w:r>
-      <w:r>
-        <w:t xml:space="preserve"> – afhængigt af relevans -</w:t>
-      </w:r>
-      <w:r>
-        <w:t xml:space="preserve"> </w:t>
-      </w:r>
-      <w:r>
-        <w:t>indeholde og behandle følgende:</w:t>
+        <w:t xml:space="preserve">Et løsningsforslag kan – afhængigt af relevans - indeholde og behandle følgende:</w:t>
       </w:r>
     </w:p>
     <w:p/>
@@ -3985,13 +2994,7 @@
         <w:jc w:val="both"/>
       </w:pPr>
       <w:r>
-        <w:t xml:space="preserve">Pris </w:t>
-      </w:r>
-      <w:r>
-        <w:t>og valgt afregningsmodel for</w:t>
-      </w:r>
-      <w:r>
-        <w:t xml:space="preserve"> gennemførelse af løsningsforslaget, herunder også eventuelle konsekvenser for betalinger, jf. bilag 12</w:t>
+        <w:t xml:space="preserve">Pris og valgt afregningsmodel for gennemførelse af løsningsforslaget, herunder også eventuelle konsekvenser for betalinger, jf. bilag 12</w:t>
       </w:r>
     </w:p>
     <w:p>
@@ -4028,10 +3031,7 @@
         <w:textAlignment w:val="baseline"/>
       </w:pPr>
       <w:r>
-        <w:t xml:space="preserve">Garanti for ændringerne og konsekvenser for øvrige garantier, jf. Kontraktens punkt </w:t>
-      </w:r>
-      <w:r>
-        <w:t>16</w:t>
+        <w:t xml:space="preserve">Garanti for ændringerne og konsekvenser for øvrige garantier, jf. Kontraktens punkt 16</w:t>
       </w:r>
     </w:p>
     <w:p>
@@ -4126,13 +3126,7 @@
     <w:p/>
     <w:p>
       <w:r>
-        <w:t>Kunden kan vælge</w:t>
-      </w:r>
-      <w:r>
-        <w:t xml:space="preserve"> at</w:t>
-      </w:r>
-      <w:r>
-        <w:t>:</w:t>
+        <w:t xml:space="preserve">Kunden kan vælge at:</w:t>
       </w:r>
     </w:p>
     <w:p/>
@@ -4175,31 +3169,13 @@
     <w:p/>
     <w:p>
       <w:r>
-        <w:t xml:space="preserve">Såfremt løsningsforslaget </w:t>
-      </w:r>
-      <w:r>
-        <w:t>afvises</w:t>
-      </w:r>
-      <w:r>
-        <w:t xml:space="preserve">, kan Leverandøren kræve et rimeligt vederlag for udarbejdelsen af løsningsforslaget. Vederlaget opgøres efter dokumenteret medgået tid og til de i </w:t>
-      </w:r>
-      <w:r>
-        <w:t xml:space="preserve">bilag 12 </w:t>
-      </w:r>
-      <w:r>
-        <w:t>anførte timepriser samt under hensyntagen til Leverandørens estimat.</w:t>
+        <w:t xml:space="preserve">Såfremt løsningsforslaget afvises, kan Leverandøren kræve et rimeligt vederlag for udarbejdelsen af løsningsforslaget. Vederlaget opgøres efter dokumenteret medgået tid og til de i bilag 12 anførte timepriser samt under hensyntagen til Leverandørens estimat.</w:t>
       </w:r>
     </w:p>
     <w:p/>
     <w:p>
       <w:r>
-        <w:t xml:space="preserve">Hvis Kunden anmoder om ændring af løsningsforslaget, udarbejder Leverandøren straks estimat over det vederlag, der påregnes at være forbundet med udarbejdelse af et revideret løsningsforslag. Godkendes estimatet, udarbejder Leverandøren uden ugrundet ophold og senest 5 </w:t>
-      </w:r>
-      <w:r>
-        <w:t>A</w:t>
-      </w:r>
-      <w:r>
-        <w:t xml:space="preserve">rbejdsdage herefter et revideret løsningsforslag til kunden. Accepteres det reviderede løsningsforslag, bortfalder Leverandørens vederlag for udarbejdelse af både det oprindelige og det reviderede forslag. </w:t>
+        <w:t xml:space="preserve">Hvis Kunden anmoder om ændring af løsningsforslaget, udarbejder Leverandøren straks estimat over det vederlag, der påregnes at være forbundet med udarbejdelse af et revideret løsningsforslag. Godkendes estimatet, udarbejder Leverandøren uden ugrundet ophold og senest 5 Arbejdsdage herefter et revideret løsningsforslag til kunden. Accepteres det reviderede løsningsforslag, bortfalder Leverandørens vederlag for udarbejdelse af både det oprindelige og det reviderede forslag. </w:t>
       </w:r>
     </w:p>
     <w:p/>
@@ -4239,12 +3215,6 @@
           <w:color w:val="000000"/>
         </w:rPr>
         <w:t>Hvis det konstateres, at Kundens krav alligevel ikke opfyldes ved løsningsforslaget, skal Leverandøren i fornødent omfang supplere eller æn</w:t>
-      </w:r>
-      <w:r>
-        <w:rPr>
-          <w:rFonts w:cs="Tahoma"/>
-          <w:color w:val="000000"/>
-        </w:rPr>
         <w:softHyphen/>
         <w:t>dre løsningsforslaget samt levere sådanne yderligere ydelser, der er nødvendige for at opfylde Kundens krav. En sådan levering skal ske på samme vilkår som fastsat i Kontrakten, herunder uden yderligere vederlag, og inden for de i tidsplanen fastsatte frister.</w:t>
       </w:r>
@@ -4279,21 +3249,7 @@
           <w:rFonts w:cs="Tahoma"/>
           <w:color w:val="000000"/>
         </w:rPr>
-        <w:t xml:space="preserve">Leverandøren har leveranceansvaret. Dette indebærer, at Leverandøren skal levere de ydelser, herunder Programmel og Dokumentation, der sammen med Leverancen, Kundens it-miljø, Leverandørens anvisninger om ændringer heri og krav til Kundens medvirken, opfylder </w:t>
-      </w:r>
-      <w:r>
-        <w:rPr>
-          <w:rFonts w:cs="Tahoma"/>
-          <w:color w:val="000000"/>
-        </w:rPr>
-        <w:t>løsningsforslaget og Kontraktens krav i øvrigt</w:t>
-      </w:r>
-      <w:r>
-        <w:rPr>
-          <w:rFonts w:cs="Tahoma"/>
-          <w:color w:val="000000"/>
-        </w:rPr>
-        <w:t>.</w:t>
+        <w:t xml:space="preserve">Leverandøren har leveranceansvaret. Dette indebærer, at Leverandøren skal levere de ydelser, herunder Programmel og Dokumentation, der sammen med Leverancen, Kundens it-miljø, Leverandørens anvisninger om ændringer heri og krav til Kundens medvirken, opfylder løsningsforslaget og Kontraktens krav i øvrigt.</w:t>
       </w:r>
     </w:p>
     <w:p>
@@ -4361,49 +3317,26 @@
     <w:p/>
     <w:p>
       <w:r>
-        <w:t>Anmodning om øvrige ændringer</w:t>
-      </w:r>
-      <w:r>
-        <w:t xml:space="preserve"> - </w:t>
-      </w:r>
-      <w:r>
-        <w:t xml:space="preserve">det vil sige ændringer, der ikke </w:t>
-      </w:r>
-      <w:r>
-        <w:t>har karakter af bestillingsydelser -</w:t>
-      </w:r>
-      <w:r>
-        <w:t xml:space="preserve"> kan fremsættes a</w:t>
-      </w:r>
-      <w:r>
-        <w:t>f</w:t>
-      </w:r>
-      <w:r>
-        <w:t xml:space="preserve"> både Kunden og Leverandøren.</w:t>
+        <w:t xml:space="preserve">Anmodning om øvrige ændringer - det vil sige ændringer, der ikke har karakter af bestillingsydelser - kan fremsættes af både Kunden og Leverandøren.</w:t>
       </w:r>
     </w:p>
     <w:p/>
     <w:p>
       <w:r>
-        <w:t xml:space="preserve">For </w:t>
+        <w:t xml:space="preserve">For sådanne øvrige ændringer gælder, at de kan afregnes efter følgende 2 prismodeller, jf. Kontraktens </w:t>
       </w:r>
+      <w:del w:id="1060" w:author="Claude" w:date="2026-09-29T12:00:00Z">
+        <w:r>
+          <w:delText xml:space="preserve">punkt 15.3</w:delText>
+        </w:r>
+      </w:del>
+      <w:ins w:id="1061" w:author="Claude" w:date="2026-09-29T12:00:00Z">
+        <w:r>
+          <w:t xml:space="preserve">punkt 15.4</w:t>
+        </w:r>
+      </w:ins>
       <w:r>
-        <w:t xml:space="preserve">sådanne </w:t>
-      </w:r>
-      <w:r>
-        <w:t xml:space="preserve">øvrige ændringer gælder, at de kan afregnes efter følgende 2 prismodeller, jf. Kontraktens </w:t>
-      </w:r>
-      <w:r>
-        <w:t>punkt</w:t>
-      </w:r>
-      <w:r>
-        <w:t xml:space="preserve"> </w:t>
-      </w:r>
-      <w:r>
-        <w:t>15.3</w:t>
-      </w:r>
-      <w:r>
-        <w:t>:</w:t>
+        <w:t xml:space="preserve">:</w:t>
       </w:r>
     </w:p>
     <w:p/>
@@ -4456,30 +3389,7 @@
     <w:p/>
     <w:p>
       <w:r>
-        <w:t xml:space="preserve">Såfremt </w:t>
-      </w:r>
-      <w:r>
-        <w:t>Kunden</w:t>
-      </w:r>
-      <w:r>
-        <w:t xml:space="preserve"> ønsker at </w:t>
-      </w:r>
-      <w:proofErr w:type="gramStart"/>
-      <w:r>
-        <w:t>foretage ændringer i</w:t>
-      </w:r>
-      <w:proofErr w:type="gramEnd"/>
-      <w:r>
-        <w:t xml:space="preserve"> forhold til </w:t>
-      </w:r>
-      <w:r>
-        <w:t>Kontrakten</w:t>
-      </w:r>
-      <w:r>
-        <w:t xml:space="preserve">, fremsættes skriftlig anmodning herom til </w:t>
-      </w:r>
-      <w:r>
-        <w:t>Leverandøren.</w:t>
+        <w:t xml:space="preserve">Såfremt Kunden ønsker at foretage ændringer i forhold til Kontrakten, fremsættes skriftlig anmodning herom til Leverandøren.</w:t>
       </w:r>
     </w:p>
     <w:p/>
@@ -4500,10 +3410,7 @@
         <w:jc w:val="both"/>
       </w:pPr>
       <w:r>
-        <w:t>B</w:t>
-      </w:r>
-      <w:r>
-        <w:t>eskrivelse af den ønskede ændring</w:t>
+        <w:t>Beskrivelse af den ønskede ændring</w:t>
       </w:r>
     </w:p>
     <w:p>
@@ -4517,10 +3424,7 @@
         <w:jc w:val="both"/>
       </w:pPr>
       <w:r>
-        <w:t>K</w:t>
-      </w:r>
-      <w:r>
-        <w:t>undens forslag til prioritering af ændringen</w:t>
+        <w:t>Kundens forslag til prioritering af ændringen</w:t>
       </w:r>
     </w:p>
     <w:p>
@@ -4534,10 +3438,7 @@
         <w:jc w:val="both"/>
       </w:pPr>
       <w:r>
-        <w:t>D</w:t>
-      </w:r>
-      <w:r>
-        <w:t>ato for fremsættelse af ændringsanmodningen</w:t>
+        <w:t>Dato for fremsættelse af ændringsanmodningen</w:t>
       </w:r>
     </w:p>
     <w:p>
@@ -4551,13 +3452,7 @@
         <w:jc w:val="both"/>
       </w:pPr>
       <w:r>
-        <w:t>Valgt afregningsmodel for gennemførelse af ændringsanmodning</w:t>
-      </w:r>
-      <w:r>
-        <w:t>en</w:t>
-      </w:r>
-      <w:r>
-        <w:t xml:space="preserve"> </w:t>
+        <w:t xml:space="preserve">Valgt afregningsmodel for gennemførelse af ændringsanmodningen </w:t>
       </w:r>
     </w:p>
     <w:p>
@@ -4575,19 +3470,7 @@
     <w:p/>
     <w:p>
       <w:r>
-        <w:t xml:space="preserve">Såfremt Kunden </w:t>
-      </w:r>
-      <w:r>
-        <w:t>kræver det</w:t>
-      </w:r>
-      <w:r>
-        <w:t xml:space="preserve">, skal </w:t>
-      </w:r>
-      <w:r>
-        <w:t xml:space="preserve">Leverandøren uden ugrundet ophold efter </w:t>
-      </w:r>
-      <w:r>
-        <w:t xml:space="preserve">modtagelsen af Kundens ændringsanmodning udarbejde et estimat over det vederlag, der påregnes at være forbundet med at udarbejde et løsningsforslag for den ønskede ændring. Ændringsanmodningen skal være tilstrækkelig detaljeret til, at Leverandøren kan udarbejde estimatet. </w:t>
+        <w:t xml:space="preserve">Såfremt Kunden kræver det, skal Leverandøren uden ugrundet ophold efter modtagelsen af Kundens ændringsanmodning udarbejde et estimat over det vederlag, der påregnes at være forbundet med at udarbejde et løsningsforslag for den ønskede ændring. Ændringsanmodningen skal være tilstrækkelig detaljeret til, at Leverandøren kan udarbejde estimatet. </w:t>
       </w:r>
     </w:p>
     <w:p/>
@@ -4609,85 +3492,20 @@
     <w:p/>
     <w:p>
       <w:r>
-        <w:t xml:space="preserve">Leverandøren skal uden ugrundet ophold </w:t>
-      </w:r>
-      <w:r>
-        <w:t xml:space="preserve">- </w:t>
-      </w:r>
-      <w:r>
-        <w:t xml:space="preserve">og </w:t>
-      </w:r>
-      <w:r>
-        <w:t xml:space="preserve">hvis relevant, jf. punkt </w:t>
-      </w:r>
-      <w:r>
+        <w:t xml:space="preserve">Leverandøren skal uden ugrundet ophold - og hvis relevant, jf. punkt </w:t>
         <w:fldChar w:fldCharType="begin"/>
-      </w:r>
-      <w:r>
         <w:instrText xml:space="preserve"> REF _Ref237955656 \r \h </w:instrText>
-      </w:r>
-      <w:r>
         <w:instrText xml:space="preserve"> \* MERGEFORMAT </w:instrText>
-      </w:r>
-      <w:r>
         <w:fldChar w:fldCharType="separate"/>
-      </w:r>
-      <w:r>
         <w:t>3.2.2</w:t>
-      </w:r>
-      <w:r>
         <w:fldChar w:fldCharType="end"/>
-      </w:r>
-      <w:r>
-        <w:t xml:space="preserve">, </w:t>
-      </w:r>
-      <w:r>
-        <w:t>senest 20 Arbejdsdage efter, at Kunden ved Meddelelse har godkendt Leverandørens estimat</w:t>
-      </w:r>
-      <w:r>
-        <w:t xml:space="preserve"> -</w:t>
-      </w:r>
-      <w:r>
-        <w:t xml:space="preserve"> fremsende et løsningsforslag med angivelse af eventuelle konsekvenser</w:t>
-      </w:r>
-      <w:r>
-        <w:t xml:space="preserve"> for Kontrakten.</w:t>
+        <w:t xml:space="preserve">, senest 20 Arbejdsdage efter, at Kunden ved Meddelelse har godkendt Leverandørens estimat - fremsende et løsningsforslag med angivelse af eventuelle konsekvenser for Kontrakten.</w:t>
       </w:r>
     </w:p>
     <w:p/>
     <w:p>
       <w:r>
-        <w:t xml:space="preserve">Løsningsforslaget </w:t>
-      </w:r>
-      <w:r>
-        <w:t xml:space="preserve">skal </w:t>
-      </w:r>
-      <w:r>
-        <w:t xml:space="preserve">være egnet til at besvare Kundens ændringsanmodninger og </w:t>
-      </w:r>
-      <w:r>
-        <w:t xml:space="preserve">kan – </w:t>
-      </w:r>
-      <w:r>
-        <w:t xml:space="preserve">i det omfang det er relevant </w:t>
-      </w:r>
-      <w:r>
-        <w:t>–</w:t>
-      </w:r>
-      <w:r>
-        <w:t xml:space="preserve"> </w:t>
-      </w:r>
-      <w:r>
-        <w:t xml:space="preserve">eksempelvis </w:t>
-      </w:r>
-      <w:r>
-        <w:t>indeholde og behandle følgende</w:t>
-      </w:r>
-      <w:r>
-        <w:t xml:space="preserve"> punkter</w:t>
-      </w:r>
-      <w:r>
-        <w:t>:</w:t>
+        <w:t xml:space="preserve">Løsningsforslaget skal være egnet til at besvare Kundens ændringsanmodninger og kan – i det omfang det er relevant – eksempelvis indeholde og behandle følgende punkter:</w:t>
       </w:r>
     </w:p>
     <w:p/>
@@ -4957,36 +3775,13 @@
     <w:p/>
     <w:p>
       <w:r>
-        <w:t xml:space="preserve">Såfremt Leverandøren ønsker at </w:t>
-      </w:r>
-      <w:proofErr w:type="gramStart"/>
-      <w:r>
-        <w:t>foretage ændringer i</w:t>
-      </w:r>
-      <w:proofErr w:type="gramEnd"/>
-      <w:r>
-        <w:t xml:space="preserve"> forhold til </w:t>
-      </w:r>
-      <w:r>
-        <w:t>Kontrakten</w:t>
-      </w:r>
-      <w:r>
-        <w:t xml:space="preserve">, fremsættes skriftlig anmodning herom til Kunden. </w:t>
+        <w:t xml:space="preserve">Såfremt Leverandøren ønsker at foretage ændringer i forhold til Kontrakten, fremsættes skriftlig anmodning herom til Kunden. </w:t>
       </w:r>
     </w:p>
     <w:p/>
     <w:p>
       <w:r>
-        <w:t xml:space="preserve">Afhængigt af relevans kan </w:t>
-      </w:r>
-      <w:r>
-        <w:t xml:space="preserve">Leverandørens ændringsanmodning </w:t>
-      </w:r>
-      <w:r>
-        <w:t>o</w:t>
-      </w:r>
-      <w:r>
-        <w:t>mfatte hele eller dele af de punkter, der kan indgå i et løsningsforslag, jf. punkt 3.2.</w:t>
+        <w:t xml:space="preserve">Afhængigt af relevans kan Leverandørens ændringsanmodning omfatte hele eller dele af de punkter, der kan indgå i et løsningsforslag, jf. punkt 3.2.</w:t>
       </w:r>
     </w:p>
     <w:p/>
@@ -5048,28 +3843,7 @@
     <w:p/>
     <w:p>
       <w:r>
-        <w:t xml:space="preserve">Ved uoverensstemmelser mellem Parterne om konsekvenserne af en ændringsanmodning har Kunden ret til fornøden indsigt i grundlaget for Leverandørens løsningsforslag. Ved prisberegningsmodeller og lignende erhvervshemmeligheder kan Leverandøren forlange, at gennemgangen foretages af en uvildig tredjemand, som er underlagt tavshedspligt. Kunden har til enhver tid ret til at lade en uvildig </w:t>
-      </w:r>
-      <w:r>
-        <w:t>tredjemand, som er underlagt tavshedspligt, gennemgå Leverandørens løsningsforslag</w:t>
-      </w:r>
-      <w:r>
-        <w:t xml:space="preserve"> </w:t>
-      </w:r>
-      <w:r>
-        <w:t xml:space="preserve">i overensstemmelse med </w:t>
-      </w:r>
-      <w:r>
-        <w:t xml:space="preserve">Kontraktens </w:t>
-      </w:r>
-      <w:r>
-        <w:t xml:space="preserve">punkt </w:t>
-      </w:r>
-      <w:r>
-        <w:t>5.8</w:t>
-      </w:r>
-      <w:r>
-        <w:t xml:space="preserve">. </w:t>
+        <w:t xml:space="preserve">Ved uoverensstemmelser mellem Parterne om konsekvenserne af en ændringsanmodning har Kunden ret til fornøden indsigt i grundlaget for Leverandørens løsningsforslag. Ved prisberegningsmodeller og lignende erhvervshemmeligheder kan Leverandøren forlange, at gennemgangen foretages af en uvildig tredjemand, som er underlagt tavshedspligt. Kunden har til enhver tid ret til at lade en uvildig tredjemand, som er underlagt tavshedspligt, gennemgå Leverandørens løsningsforslag i overensstemmelse med Kontraktens punkt 5.8. </w:t>
       </w:r>
     </w:p>
     <w:p>
@@ -5086,19 +3860,7 @@
     <w:p/>
     <w:p>
       <w:r>
-        <w:t xml:space="preserve">Leverandøren skal føre en ændringslog. Heri skal </w:t>
-      </w:r>
-      <w:r>
-        <w:t xml:space="preserve">følgende </w:t>
-      </w:r>
-      <w:r>
-        <w:t>indføres</w:t>
-      </w:r>
-      <w:r>
-        <w:t>, i det omfang det er relevant</w:t>
-      </w:r>
-      <w:r>
-        <w:t>:</w:t>
+        <w:t xml:space="preserve">Leverandøren skal føre en ændringslog. Heri skal følgende indføres, i det omfang det er relevant:</w:t>
       </w:r>
     </w:p>
     <w:p/>
@@ -5113,10 +3875,7 @@
         <w:jc w:val="both"/>
       </w:pPr>
       <w:r>
-        <w:t>D</w:t>
-      </w:r>
-      <w:r>
-        <w:t>aterede ændringsanmodninger</w:t>
+        <w:t>Daterede ændringsanmodninger</w:t>
       </w:r>
     </w:p>
     <w:p>
@@ -5130,10 +3889,7 @@
         <w:jc w:val="both"/>
       </w:pPr>
       <w:r>
-        <w:t>D</w:t>
-      </w:r>
-      <w:r>
-        <w:t>aterede estimater for vederlag for udarbejdelse af løsningsforslag</w:t>
+        <w:t>Daterede estimater for vederlag for udarbejdelse af løsningsforslag</w:t>
       </w:r>
     </w:p>
     <w:p>
@@ -5147,10 +3903,7 @@
         <w:jc w:val="both"/>
       </w:pPr>
       <w:r>
-        <w:t>D</w:t>
-      </w:r>
-      <w:r>
-        <w:t>aterede løsningsforslag</w:t>
+        <w:t>Daterede løsningsforslag</w:t>
       </w:r>
     </w:p>
     <w:p>
@@ -5164,10 +3917,7 @@
         <w:jc w:val="both"/>
       </w:pPr>
       <w:r>
-        <w:t>G</w:t>
-      </w:r>
-      <w:r>
-        <w:t>odkendte løsningsforslag</w:t>
+        <w:t>Godkendte løsningsforslag</w:t>
       </w:r>
     </w:p>
     <w:p>
@@ -5181,10 +3931,7 @@
         <w:jc w:val="both"/>
       </w:pPr>
       <w:r>
-        <w:t>O</w:t>
-      </w:r>
-      <w:r>
-        <w:t>pdaterede tidsplaner</w:t>
+        <w:t>Opdaterede tidsplaner</w:t>
       </w:r>
     </w:p>
     <w:p>
@@ -5198,10 +3945,7 @@
         <w:jc w:val="both"/>
       </w:pPr>
       <w:r>
-        <w:t>O</w:t>
-      </w:r>
-      <w:r>
-        <w:t>pdaterede betalingsplaner</w:t>
+        <w:t>Opdaterede betalingsplaner</w:t>
       </w:r>
     </w:p>
     <w:p>
@@ -5215,10 +3959,7 @@
         <w:jc w:val="both"/>
       </w:pPr>
       <w:r>
-        <w:t>Ø</w:t>
-      </w:r>
-      <w:r>
-        <w:t>vrige relevante dokumenter</w:t>
+        <w:t>Øvrige relevante dokumenter</w:t>
       </w:r>
     </w:p>
     <w:p/>
@@ -5230,61 +3971,7 @@
     <w:p/>
     <w:p>
       <w:r>
-        <w:t xml:space="preserve">Som led i den kontraktworkshop, der </w:t>
-      </w:r>
-      <w:r>
-        <w:t xml:space="preserve">eventuelt </w:t>
-      </w:r>
-      <w:r>
-        <w:t xml:space="preserve">afholdes mellem Parterne, jf. </w:t>
-      </w:r>
-      <w:r>
-        <w:t xml:space="preserve">Kontraktens </w:t>
-      </w:r>
-      <w:r>
-        <w:t>punkt</w:t>
-      </w:r>
-      <w:r>
-        <w:t xml:space="preserve"> </w:t>
-      </w:r>
-      <w:r>
-        <w:t>5</w:t>
-      </w:r>
-      <w:r>
-        <w:t>.</w:t>
-      </w:r>
-      <w:r>
-        <w:t>2</w:t>
-      </w:r>
-      <w:r>
-        <w:t>,</w:t>
-      </w:r>
-      <w:r>
-        <w:t xml:space="preserve"> alternativt i afklaringsfasen, jf. </w:t>
-      </w:r>
-      <w:r>
-        <w:t xml:space="preserve">Kontraktens </w:t>
-      </w:r>
-      <w:r>
-        <w:t>punkt</w:t>
-      </w:r>
-      <w:r>
-        <w:t xml:space="preserve"> </w:t>
-      </w:r>
-      <w:r>
-        <w:t>5</w:t>
-      </w:r>
-      <w:r>
-        <w:t>.</w:t>
-      </w:r>
-      <w:r>
-        <w:t>3</w:t>
-      </w:r>
-      <w:r>
-        <w:t>,</w:t>
-      </w:r>
-      <w:r>
-        <w:t xml:space="preserve"> skal format og konkret styring af ændringsloggen fastlægges mellem Parterne, ligesom det aftales hvor ændringsloggen er tilgængelig for Parterne i fællesskab.  </w:t>
+        <w:t xml:space="preserve">Som led i den kontraktworkshop, der eventuelt afholdes mellem Parterne, jf. Kontraktens punkt 5.2, alternativt i afklaringsfasen, jf. Kontraktens punkt 5.3, skal format og konkret styring af ændringsloggen fastlægges mellem Parterne, ligesom det aftales hvor ændringsloggen er tilgængelig for Parterne i fællesskab.  </w:t>
       </w:r>
     </w:p>
     <w:p>
@@ -5302,19 +3989,7 @@
     <w:p/>
     <w:p>
       <w:r>
-        <w:t xml:space="preserve">I overensstemmelse med hovedprincipperne i Kontraktens punkt </w:t>
-      </w:r>
-      <w:r>
-        <w:t>3</w:t>
-      </w:r>
-      <w:r>
-        <w:t>2</w:t>
-      </w:r>
-      <w:r>
-        <w:t>.3</w:t>
-      </w:r>
-      <w:r>
-        <w:t xml:space="preserve"> skal Leverandøren udarbejde og vedligeholde af en oversigt over det gældende kontraktgrundlag.</w:t>
+        <w:t xml:space="preserve">I overensstemmelse med hovedprincipperne i Kontraktens punkt 32.3 skal Leverandøren udarbejde og vedligeholde af en oversigt over det gældende kontraktgrundlag.</w:t>
       </w:r>
     </w:p>
     <w:p/>
@@ -5325,28 +4000,7 @@
         </w:tabs>
       </w:pPr>
       <w:r>
-        <w:t>Kontraktgrundlaget er bl.a.</w:t>
-      </w:r>
-      <w:r>
-        <w:t xml:space="preserve"> </w:t>
-      </w:r>
-      <w:r>
-        <w:t>Kontrakten og dens bilag,</w:t>
-      </w:r>
-      <w:r>
-        <w:t xml:space="preserve"> a</w:t>
-      </w:r>
-      <w:r>
-        <w:t>fprøvningsprogrammet, jf. bilag 14</w:t>
-      </w:r>
-      <w:r>
-        <w:t>, og d</w:t>
-      </w:r>
-      <w:r>
-        <w:t>e ændringer, der eventuelt aftales</w:t>
-      </w:r>
-      <w:r>
-        <w:t>.</w:t>
+        <w:t xml:space="preserve">Kontraktgrundlaget er bl.a. Kontrakten og dens bilag, afprøvningsprogrammet, jf. bilag 14, og de ændringer, der eventuelt aftales.</w:t>
       </w:r>
     </w:p>
     <w:p>
